--- a/paper/CENIC_working_notebook.docx
+++ b/paper/CENIC_working_notebook.docx
@@ -859,7 +859,7 @@
         <w:pStyle w:val="ListBullet"/>
       </w:pPr>
       <w:r>
-        <w:t>Passthrough / ejection: a body moving 2.8 cm per step with a 2.5 cm radius sees its first contact past its centre and is launched (fixed ICF at 10 ms ejects 1.6 % on hard clutter; B6).</w:t>
+        <w:t>Passthrough / ejection: a body moving 2.8 cm per step with a 2.5 cm radius sees its first contact past its centre and can be launched — the mechanism behind the retired pre-fix ejections; on the corrected scene no arm ejects at any setting (B6).</w:t>
       </w:r>
     </w:p>
     <w:p>
@@ -1949,7 +1949,7 @@
         <w:pStyle w:val="ListBullet"/>
       </w:pPr>
       <w:r>
-        <w:t>MuJoCo fixed 10 ms: 0.73 at 10³, then 5.7, 57, 572, 5719, 57,188 — ∝ k past the clamp: it realizes at most ~10³ N/m. Fixed 1 ms: 0.73, 0.98, 0.98, 6.8, 68, 681 — realizes up to 10⁵.</w:t>
+        <w:t>MuJoCo fixed 10 ms: 1.00 at 10³, then 5.7, 57, 572, 5719, 57,188 — ∝ k past the clamp: it realizes at most ~10³ N/m. Fixed 1 ms: 1.00, 1.29, 0.98, 6.8, 68, 681 — realizes up to 10⁵.</w:t>
       </w:r>
     </w:p>
     <w:p>
@@ -1957,7 +1957,7 @@
         <w:pStyle w:val="ListBullet"/>
       </w:pPr>
       <w:r>
-        <w:t>MuJoCo error control ε = 1e-3: 0.73, 1.68, 16.8, 168, 1678, 16,782 — the controller's steps (~5 ms) sit above the clamp for k ≥ 10⁴ and the softening is invisible to a position norm (the clamped contact is self-consistent). ε = 1e-5 recovers k = 10⁵ (1.2) and then floors where fixed 1 ms does.</w:t>
+        <w:t>MuJoCo error control ε = 1e-3: 1.00, 1.68, 16.8, 168, 1678, 16,782 — the controller's steps (~5 ms) sit above the clamp for k ≥ 10⁴ and the softening is invisible to a position norm (the clamped contact is self-consistent). ε = 1e-5 recovers k = 10⁵ (1.25) and then floors where fixed 1 ms does.</w:t>
       </w:r>
     </w:p>
     <w:p>
@@ -1965,7 +1965,7 @@
         <w:pStyle w:val="ListBullet"/>
       </w:pPr>
       <w:r>
-        <w:t>The 0.73 at k = 10³ on every MuJoCo line is the soft-clutter calibration offset: τ = 24 ms scaled from 2.4 ms is 1.37× too stiff because stiffness ∝ 1/τ² holds only through the impedance at one violation.</w:t>
+        <w:t>The k = 10³ anchor now reads 1.00 on every MuJoCo line: τ(k) is calibrated through two measured anchors (2.4 ms at 10⁵, 31.8 ms at 10³, τ ∝ k^−0.56) instead of the 1/√k scaling that had left a 1.37× offset.</w:t>
       </w:r>
     </w:p>
     <w:p>
@@ -2043,14 +2043,6 @@
         <w:pStyle w:val="ListBullet"/>
       </w:pPr>
       <w:r>
-        <w:t>Decide whether to state the soft-clutter 1.37× offset or rerun the soft set with τ = 28 ms (hours).</w:t>
-      </w:r>
-    </w:p>
-    <w:p>
-      <w:pPr>
-        <w:pStyle w:val="ListBullet"/>
-      </w:pPr>
-      <w:r>
         <w:t>One sentence in the paper on effective-mass scaling (the box in B12 sits 20× stiffer than the sphere with the same τ).</w:t>
       </w:r>
     </w:p>
@@ -2421,7 +2413,7 @@
         <w:pStyle w:val="ListBullet"/>
       </w:pPr>
       <w:r>
-        <w:t>Hard clutter, one scene, wall per simulated second: ICF EC 0.38 / 0.60 / 1.35 / 2.89 / 7.91 / 18.2 at ε = 1e-1 … 1e-6; MuJoCo EC 0.092 / 0.30 / 1.04 / 2.92 / 5.63 / 13.8 — MuJoCo cheaper at every ε (1.5–4×, equal at 1e-4). At 1024 scenes: ICF EC 15 / 23.8 / 49.3 / 115 / 343 / 856 vs MuJoCo EC 0.47 / 1.54 / 5.02 / 15.8 / 37.8 / 88.4 (5–30×).</w:t>
+        <w:t>Hard clutter, one scene, wall per simulated second: ICF EC 0.30 / 0.55 / 1.17 / 3.29 / 9.27 / 25.4 at ε = 1e-1 … 1e-6; MuJoCo EC 0.093 / 0.30 / 1.04 / 2.81 / 5.78 / 15.2 — MuJoCo cheaper at every ε (1.1–3.3×, near parity at 1e-3/1e-4). At 1024 scenes: ICF EC 11.5 / 21.9 / 45.8 / 129 / 422 / 1130 vs MuJoCo EC 0.51 / 1.61 / 5.25 / 15.6 / 37.2 / 91 (8–22×).</w:t>
       </w:r>
     </w:p>
     <w:p>
@@ -2453,7 +2445,7 @@
         <w:pStyle w:val="ListBullet"/>
       </w:pPr>
       <w:r>
-        <w:t>Table I analog, hard clutter: ICF EC artifact-free from ε = 1e-2 (real-time rate 166 %) — at 1e-1 it is not (7.0 mm max penetration); MuJoCo EC artifact-free from 1e-3 (96 %); fixed ICF only at 1 ms (88 %; 10/5/2 ms have 27.8/9.4/3.9 mm); fixed MuJoCo from 2 ms (296 %). Soft clutter: every cell artifact-free.</w:t>
+        <w:t>Table I analog, hard clutter: both EC arms artifact-free from ε = 1e-2 (real-time rate ICF 181 %, MuJoCo 335 %), both fixed arms from 2 ms (ICF 172 %, MuJoCo 294 %); at 10 ms the max penetration is 13.4 mm (MuJoCo) and 4.1 mm (ICF). Soft clutter: no ejections anywhere; MuJoCo's max rides the 22.7 mm impact-depth bound (the ε = 1e-2/1e-3 cells cross it by 1–4 % — the binary flag straddles there and carries no information).</w:t>
       </w:r>
     </w:p>
     <w:p>
@@ -2673,7 +2665,7 @@
         <w:pStyle w:val="ListBullet"/>
       </w:pPr>
       <w:r>
-        <w:t>Hard clutter, mean penetration (µm) at 10/5/2/1 ms: ICF fixed 226 / 34.6 / 8.4 / 6.4; MuJoCo fixed 336 / 100 / 17.0 / 6.6 — both converge to the model's 6.4 µm at 1 ms. Error control at ε = 1e-1 … 1e-4: ICF 30 / 7.1 / 6.2 / 6.1; MuJoCo 550 / 150 / 20.3 / 7.0.</w:t>
+        <w:t>Hard clutter, mean penetration (µm) at 10/5/2/1 ms: ICF fixed 18.4 / 17.0 / 9.3 / 9.0; MuJoCo fixed 385 / 116 / 21.6 / 7.7 — both converge toward the model's 6.4 µm. Error control at ε = 1e-1 … 1e-4: ICF 14.2 / 7.4 / 7.5 / 6.3; MuJoCo 504 / 131 / 19.3 / 7.5.</w:t>
       </w:r>
     </w:p>
     <w:p>
@@ -2681,7 +2673,7 @@
         <w:pStyle w:val="ListBullet"/>
       </w:pPr>
       <w:r>
-        <w:t>Max penetration (mm): ICF fixed 27.8 / 9.4 / 3.9 / 0.87; MuJoCo fixed 6.8 / 3.1 / 0.87 / 0.72; ICF EC 7.0 / 0.83 / 0.33 / 0.32; MuJoCo EC 10.1 / 3.9 / 1.1 / 0.71. Impact-depth criterion 2.27 mm.</w:t>
+        <w:t>Max penetration (mm): ICF fixed 4.1 / 5.7 / 2.1 / 1.6; MuJoCo fixed 13.4 / 2.8 / 1.5 / 0.7; ICF EC 3.1 / 1.1 / 0.8 / 0.6; MuJoCo EC 10.1 / 2.1 / 0.9 / 0.7. Impact-depth criterion 2.27 mm.</w:t>
       </w:r>
     </w:p>
     <w:p>
@@ -2689,7 +2681,7 @@
         <w:pStyle w:val="ListBullet"/>
       </w:pPr>
       <w:r>
-        <w:t>Ejections: fixed ICF at 10 ms ejects 1.6 % of bodies (passthrough: 2.8 cm per step &gt; 2.5 cm radius; the lagged spring launches a body first seen past its centre); every other cell 0 %.</w:t>
+        <w:t>Ejections: none, at any setting of any arm (the wall and dissipation faults of tables/hard_clutter_forensics.md are fixed; the earlier 1.6 % pass-through is gone).</w:t>
       </w:r>
     </w:p>
     <w:p>
@@ -2697,7 +2689,7 @@
         <w:pStyle w:val="ListBullet"/>
       </w:pPr>
       <w:r>
-        <w:t>Cheapest artifact-free, hard clutter (wall per simulated second, 64 scenes): MuJoCo fixed 2 ms 0.57 s; MuJoCo EC ε = 1e-3 1.9 s; ICF EC ε = 1e-2 2.3 s; ICF fixed 1 ms 4.1 s. Soft clutter: every setting of every arm artifact-free (mean 0.52–0.67 mm ≈ m g/k = 0.64 mm; max ≤ 6.5 mm ≪ 23 mm).</w:t>
+        <w:t>Cheapest artifact-free, hard clutter (wall per simulated second, 64 scenes): MuJoCo fixed 2 ms 0.57 s; MuJoCo EC ε = 1e-2 0.67 s; ICF EC ε = 1e-2 1.97 s; ICF fixed 2 ms 2.48 s — on ICF, error control is the cheaper artifact-free mode. Soft clutter: ICF mean at the model's 0.64 mm (0.65–0.68) everywhere, max ≤ 0.4× the bound; MuJoCo mean 1.5–1.7× the model and max riding the bound itself (no star drawn: the flag straddles).</w:t>
       </w:r>
     </w:p>
     <w:p>
@@ -2705,7 +2697,7 @@
         <w:pStyle w:val="ListBullet"/>
       </w:pPr>
       <w:r>
-        <w:t>Both models converge to the same resting compliance; coarse steps are soft in both for different reasons: MuJoCo's clamp (50× the resting depth at 10 ms), ICF's under-resolved impact (35×).</w:t>
+        <w:t>Both models converge to the same resting compliance; coarse steps are soft in both for different reasons: MuJoCo's clamp (60× the resting depth at 10 ms), ICF's under-resolved impact (2.9×).</w:t>
       </w:r>
     </w:p>
     <w:p>
@@ -2722,7 +2714,7 @@
         <w:pStyle w:val="ListBullet"/>
       </w:pPr>
       <w:r>
-        <w:t>On these pure clutter scenes MuJoCo fixed at 2 ms is the cheapest artifact-free arm — the figure does not argue for error control by itself.</w:t>
+        <w:t>On these pure clutter scenes MuJoCo fixed at 2 ms is the cheapest artifact-free arm overall — the figure argues for error control within ICF (ε = 1e-2 beats fixed 2 ms), not across solvers.</w:t>
       </w:r>
     </w:p>
     <w:p>
@@ -2731,14 +2723,6 @@
       </w:pPr>
       <w:r>
         <w:t>'Penetration' is ground penetration only (body–body overlaps are not read).</w:t>
-      </w:r>
-    </w:p>
-    <w:p>
-      <w:pPr>
-        <w:pStyle w:val="ListBullet"/>
-      </w:pPr>
-      <w:r>
-        <w:t>Soft clutter's MuJoCo arm is 1.37× stiffer than the model (B3), which slightly flatters its penetration.</w:t>
       </w:r>
     </w:p>
     <w:p>
@@ -3113,7 +3097,7 @@
         <w:pStyle w:val="ListBullet"/>
       </w:pPr>
       <w:r>
-        <w:t>ICF's step costs ~55× MuJoCo's per world at 2¹³ (fixed) and ~6× under error control. Not the Newton tolerance (B14: 1e-5…1e-8 changes wall &lt; 5 %): it is the convex Newton solve resolving stiff point contact to the model's compliance, and a batch pays for its slowest world.</w:t>
+        <w:t>ICF's step costs ~44× MuJoCo's per world at 2¹³ (fixed; 484 vs 11 µs per world per 100 ms boundary) and ~5× under error control (1354 vs 279 µs). Not the Newton tolerance (B14: 1e-5…1e-8 changes wall &lt; 5 %): it is the convex Newton solve resolving stiff point contact to the model's compliance, and a batch pays for its slowest world.</w:t>
       </w:r>
     </w:p>
     <w:p>
@@ -3309,7 +3293,7 @@
         <w:pStyle w:val="ListBullet"/>
       </w:pPr>
       <w:r>
-        <w:t>Floor (reference vs itself, mean dev): soft 11 µm ICF / 0.2 µm MuJoCo; hard 0.62 mm ICF / 0.28 mm MuJoCo. A point within a few × of it is noise.</w:t>
+        <w:t>Floor (reference vs itself, mean dev): soft 4.7 µm ICF / 0.4 µm MuJoCo; hard 1.8 mm ICF / 0.4 mm MuJoCo. A point within a few × of it is noise.</w:t>
       </w:r>
     </w:p>
     <w:p>
@@ -3317,7 +3301,7 @@
         <w:pStyle w:val="ListBullet"/>
       </w:pPr>
       <w:r>
-        <w:t>Soft clutter (not chaotic): fixed ICF 3.7 mm (10 ms) → 1.9 → 0.73 → 0.29 → 0.12 mm (0.5 ms); MuJoCo 2.4 → 1.1 → 0.35 → 0.15 → 0.08 — first order both. Requested ε bounds the measured deviation (ICF EC 0.39 mm at 1e-3, 41 µm at 1e-5). ICF error control gives ~2× less deviation than fixed ICF at the same cost across the range (ε = 1e-3: 0.39 mm at 0.45 s vs fixed 2 ms 0.73 mm at 0.58 s; 1e-4: 0.14 mm at 1.4 s vs fixed 1 ms 0.29 mm at 1.0 s; 1e-5: 41 µm at 3.2 s vs fixed 0.5 ms 0.12 mm at 1.9 s). MuJoCo error control lands on its own fixed line (1e-4: 96 µm at 0.54 s between fixed 1 ms 0.15 mm/0.42 s and 0.5 ms 0.08 mm/0.84 s) — a wash.</w:t>
+        <w:t>Soft clutter: fixed ICF 5.2 mm (10 ms) → 3.8 → 2.3 → 1.3 → 0.62 mm (0.5 ms); MuJoCo 1.7 → 0.85 → 0.35 → 0.19 → 0.086 — converging both. Requested ε tracks the measured deviation (ICF EC 1.8 mm at 1e-3, 0.15 mm at 1e-5). At matched cost ICF's two modes are close (ε = 1e-3: 1.8 mm at 0.89 s vs fixed 1 ms 1.3 mm at 1.06 s; 1e-4: 0.64 mm at 2.0 s vs fixed 0.5 ms 0.62 mm at 1.9 s), and MuJoCo EC lands on its own fixed line (1e-4: 79 µm at 0.37 s between fixed 1 ms 0.19 mm/0.41 s and 0.5 ms 0.086 mm/0.77 s) — on this bench error control matches, not beats, the fixed ladder; its saving is the settled phase (B7).</w:t>
       </w:r>
     </w:p>
     <w:p>
@@ -3325,7 +3309,7 @@
         <w:pStyle w:val="ListBullet"/>
       </w:pPr>
       <w:r>
-        <w:t>Hard clutter (chaotic): fixed ICF 20 → 15 → 11 → 4.6 → 2.7 mm; MuJoCo 8.3 → 5.8 → 3.3 → 2.3 → 1.2 mm — ~O(δt^0.7); MuJoCo 2–3× cheaper at the same δt. Requested ε ≠ measured (ICF EC ε = 1e-3 measures 5.6 mm). The tight end (ε ≤ 1e-4, δt ≤ 0.5 ms) sits within 2–4× of the floor and ranks nothing. In the middle neither controller beats its fixed line on this impact-dominated window (ICF EC 1e-3: 5.6 mm at 2.6 s ≈ fixed ICF between 1 and 2 ms; MuJoCo EC 1e-3: 2.5 mm at 1.4 s vs fixed 1 ms 2.3 mm at 0.9 s).</w:t>
+        <w:t>Hard clutter (chaotic): fixed ICF 21 → 13 → 10 → 9.2 → 5.6 mm; MuJoCo 8.4 → 5.4 → 3.0 → 2.6 → 1.4 mm; MuJoCo 2.5–3× cheaper at the same δt. Requested ε ≠ measured (ICF EC ε = 1e-3 measures 5.1 mm). The tight end (ε ≤ 1e-4, δt ≤ 0.5 ms) sits within 2–3× of the floor and ranks nothing. In the middle ICF EC 1e-3 (5.1 mm, 1.75 s) reaches fixed ICF's 0.5 ms deviation at 1.8× less cost — the one clear EC win — while MuJoCo EC 1e-3 (2.2 mm, 1.6 s) matches fixed 1 ms (2.6 mm, 0.9 s) at higher cost.</w:t>
       </w:r>
     </w:p>
     <w:p>
@@ -3477,7 +3461,7 @@
           <w:b w:val="0"/>
           <w:i w:val="0"/>
         </w:rPr>
-        <w:t>The consistency oracle failed on hard clutter (8 mm restart deviation for both backends) and on soft clutter for ICF (0.19 mm) while passing exactly on the ball — either the restart wiring was wrong or the solvers are not reproducible. SimBenchmark and Erez use determinism as a solver certificate; RL reproducibility (same seed = same run) depends on it.</w:t>
+        <w:t>The consistency bench's restart floor is nonzero on clutter (the ball restarts exactly) — either the restart wiring was wrong or the solvers are not reproducible. The determinism probe settled it: not reproducible (GPU reduction order). The self-check now asserts what a correct instrument must have — every window runs, the floor reproduces in magnitude across two runs, and it sits ≥ 10× below the coarsest knob's deviation — instead of an absolute threshold the solvers' own noise violates. SimBenchmark and Erez use determinism as a solver certificate; RL reproducibility (same seed = same run) depends on it.</w:t>
       </w:r>
     </w:p>
     <w:p>
@@ -9913,7 +9897,7 @@
           </w:tcPr>
           <w:p>
             <w:r>
-              <w:t>ejects 1.6 % (2.8 cm/step vs 2.5 cm radius); max pen 27.8 mm</w:t>
+              <w:t>no ejections on the corrected scene; max pen 4.1 mm = 1.8x the impact depth</w:t>
             </w:r>
           </w:p>
         </w:tc>
@@ -10681,7 +10665,7 @@
           </w:tcPr>
           <w:p>
             <w:r>
-              <w:t>τ=24 ms is 1.37× the model (ratio 0.73); documented, not rerun</w:t>
+              <w:t>τ=31.8 ms measured anchor; ratio 1.00 at k=10³ on every line</w:t>
             </w:r>
           </w:p>
         </w:tc>
@@ -12647,7 +12631,7 @@
           </w:tcPr>
           <w:p>
             <w:r>
-              <w:t>(24 ms, 1)</w:t>
+              <w:t>(31.8 ms, 1)</w:t>
             </w:r>
           </w:p>
         </w:tc>
@@ -12657,7 +12641,7 @@
           </w:tcPr>
           <w:p>
             <w:r>
-              <w:t>scaled 1/√k</w:t>
+              <w:t>measured anchor</w:t>
             </w:r>
           </w:p>
         </w:tc>
@@ -12667,7 +12651,7 @@
           </w:tcPr>
           <w:p>
             <w:r>
-              <w:t>1.37× too stiff (impedance) — documented</w:t>
+              <w:t>ratio 1.00 at k = 10³</w:t>
             </w:r>
           </w:p>
         </w:tc>
@@ -12837,7 +12821,7 @@
         <w:pStyle w:val="ListBullet"/>
       </w:pPr>
       <w:r>
-        <w:t>State the soft-clutter 1.37× offset, the mass scaling, and the training scenes' default solref, one sentence each.</w:t>
+        <w:t>State the effective-mass scaling and the training scenes' default solref, one sentence each (the soft-clutter offset is gone: measured anchor).</w:t>
       </w:r>
     </w:p>
     <w:p>
@@ -13711,7 +13695,7 @@
           </w:tcPr>
           <w:p>
             <w:r>
-              <w:t>336.3</w:t>
+              <w:t>385.3</w:t>
             </w:r>
           </w:p>
         </w:tc>
@@ -13721,7 +13705,7 @@
           </w:tcPr>
           <w:p>
             <w:r>
-              <w:t>6.79</w:t>
+              <w:t>13.40</w:t>
             </w:r>
           </w:p>
         </w:tc>
@@ -13731,7 +13715,7 @@
           </w:tcPr>
           <w:p>
             <w:r>
-              <w:t>527.3</w:t>
+              <w:t>962.8</w:t>
             </w:r>
           </w:p>
         </w:tc>
@@ -13793,7 +13777,7 @@
           </w:tcPr>
           <w:p>
             <w:r>
-              <w:t>100.2</w:t>
+              <w:t>115.9</w:t>
             </w:r>
           </w:p>
         </w:tc>
@@ -13813,7 +13797,7 @@
           </w:tcPr>
           <w:p>
             <w:r>
-              <w:t>154.8</w:t>
+              <w:t>231.3</w:t>
             </w:r>
           </w:p>
         </w:tc>
@@ -13833,7 +13817,7 @@
           </w:tcPr>
           <w:p>
             <w:r>
-              <w:t>0.21</w:t>
+              <w:t>0.22</w:t>
             </w:r>
           </w:p>
         </w:tc>
@@ -13875,7 +13859,7 @@
           </w:tcPr>
           <w:p>
             <w:r>
-              <w:t>16.9</w:t>
+              <w:t>21.6</w:t>
             </w:r>
           </w:p>
         </w:tc>
@@ -13885,7 +13869,7 @@
           </w:tcPr>
           <w:p>
             <w:r>
-              <w:t>0.82</w:t>
+              <w:t>1.53</w:t>
             </w:r>
           </w:p>
         </w:tc>
@@ -13895,7 +13879,7 @@
           </w:tcPr>
           <w:p>
             <w:r>
-              <w:t>39.7</w:t>
+              <w:t>43.0</w:t>
             </w:r>
           </w:p>
         </w:tc>
@@ -13957,7 +13941,7 @@
           </w:tcPr>
           <w:p>
             <w:r>
-              <w:t>6.5</w:t>
+              <w:t>7.7</w:t>
             </w:r>
           </w:p>
         </w:tc>
@@ -13967,7 +13951,7 @@
           </w:tcPr>
           <w:p>
             <w:r>
-              <w:t>0.75</w:t>
+              <w:t>0.72</w:t>
             </w:r>
           </w:p>
         </w:tc>
@@ -13977,7 +13961,7 @@
           </w:tcPr>
           <w:p>
             <w:r>
-              <w:t>8.0</w:t>
+              <w:t>9.5</w:t>
             </w:r>
           </w:p>
         </w:tc>
@@ -13997,7 +13981,7 @@
           </w:tcPr>
           <w:p>
             <w:r>
-              <w:t>1.13</w:t>
+              <w:t>1.20</w:t>
             </w:r>
           </w:p>
         </w:tc>
@@ -14039,7 +14023,7 @@
           </w:tcPr>
           <w:p>
             <w:r>
-              <w:t>546.2</w:t>
+              <w:t>503.6</w:t>
             </w:r>
           </w:p>
         </w:tc>
@@ -14049,7 +14033,7 @@
           </w:tcPr>
           <w:p>
             <w:r>
-              <w:t>10.05</w:t>
+              <w:t>10.06</w:t>
             </w:r>
           </w:p>
         </w:tc>
@@ -14059,7 +14043,7 @@
           </w:tcPr>
           <w:p>
             <w:r>
-              <w:t>1252.8</w:t>
+              <w:t>1229.2</w:t>
             </w:r>
           </w:p>
         </w:tc>
@@ -14079,7 +14063,7 @@
           </w:tcPr>
           <w:p>
             <w:r>
-              <w:t>0.22</w:t>
+              <w:t>0.23</w:t>
             </w:r>
           </w:p>
         </w:tc>
@@ -14121,7 +14105,7 @@
           </w:tcPr>
           <w:p>
             <w:r>
-              <w:t>143.3</w:t>
+              <w:t>131.0</w:t>
             </w:r>
           </w:p>
         </w:tc>
@@ -14131,7 +14115,7 @@
           </w:tcPr>
           <w:p>
             <w:r>
-              <w:t>1.84</w:t>
+              <w:t>2.13</w:t>
             </w:r>
           </w:p>
         </w:tc>
@@ -14141,7 +14125,7 @@
           </w:tcPr>
           <w:p>
             <w:r>
-              <w:t>400.8</w:t>
+              <w:t>405.6</w:t>
             </w:r>
           </w:p>
         </w:tc>
@@ -14161,7 +14145,7 @@
           </w:tcPr>
           <w:p>
             <w:r>
-              <w:t>0.61</w:t>
+              <w:t>0.67</w:t>
             </w:r>
           </w:p>
         </w:tc>
@@ -14203,7 +14187,7 @@
           </w:tcPr>
           <w:p>
             <w:r>
-              <w:t>20.3</w:t>
+              <w:t>19.3</w:t>
             </w:r>
           </w:p>
         </w:tc>
@@ -14213,7 +14197,7 @@
           </w:tcPr>
           <w:p>
             <w:r>
-              <w:t>1.10</w:t>
+              <w:t>0.89</w:t>
             </w:r>
           </w:p>
         </w:tc>
@@ -14223,7 +14207,7 @@
           </w:tcPr>
           <w:p>
             <w:r>
-              <w:t>53.2</w:t>
+              <w:t>52.9</w:t>
             </w:r>
           </w:p>
         </w:tc>
@@ -14243,7 +14227,7 @@
           </w:tcPr>
           <w:p>
             <w:r>
-              <w:t>1.81</w:t>
+              <w:t>2.10</w:t>
             </w:r>
           </w:p>
         </w:tc>
@@ -14285,7 +14269,7 @@
           </w:tcPr>
           <w:p>
             <w:r>
-              <w:t>6.8</w:t>
+              <w:t>7.5</w:t>
             </w:r>
           </w:p>
         </w:tc>
@@ -14305,7 +14289,7 @@
           </w:tcPr>
           <w:p>
             <w:r>
-              <w:t>10.2</w:t>
+              <w:t>10.3</w:t>
             </w:r>
           </w:p>
         </w:tc>
@@ -14325,7 +14309,7 @@
           </w:tcPr>
           <w:p>
             <w:r>
-              <w:t>7.28</w:t>
+              <w:t>7.38</w:t>
             </w:r>
           </w:p>
         </w:tc>
@@ -14367,7 +14351,7 @@
           </w:tcPr>
           <w:p>
             <w:r>
-              <w:t>16.9</w:t>
+              <w:t>18.4</w:t>
             </w:r>
           </w:p>
         </w:tc>
@@ -14377,7 +14361,7 @@
           </w:tcPr>
           <w:p>
             <w:r>
-              <w:t>4.51</w:t>
+              <w:t>4.10</w:t>
             </w:r>
           </w:p>
         </w:tc>
@@ -14387,7 +14371,7 @@
           </w:tcPr>
           <w:p>
             <w:r>
-              <w:t>48.7</w:t>
+              <w:t>61.8</w:t>
             </w:r>
           </w:p>
         </w:tc>
@@ -14407,7 +14391,7 @@
           </w:tcPr>
           <w:p>
             <w:r>
-              <w:t>0.73</w:t>
+              <w:t>0.84</w:t>
             </w:r>
           </w:p>
         </w:tc>
@@ -14449,7 +14433,7 @@
           </w:tcPr>
           <w:p>
             <w:r>
-              <w:t>12.6</w:t>
+              <w:t>17.0</w:t>
             </w:r>
           </w:p>
         </w:tc>
@@ -14459,7 +14443,7 @@
           </w:tcPr>
           <w:p>
             <w:r>
-              <w:t>5.14</w:t>
+              <w:t>5.68</w:t>
             </w:r>
           </w:p>
         </w:tc>
@@ -14469,7 +14453,7 @@
           </w:tcPr>
           <w:p>
             <w:r>
-              <w:t>25.7</w:t>
+              <w:t>38.3</w:t>
             </w:r>
           </w:p>
         </w:tc>
@@ -14489,7 +14473,7 @@
           </w:tcPr>
           <w:p>
             <w:r>
-              <w:t>1.29</w:t>
+              <w:t>1.45</w:t>
             </w:r>
           </w:p>
         </w:tc>
@@ -14531,7 +14515,7 @@
           </w:tcPr>
           <w:p>
             <w:r>
-              <w:t>6.7</w:t>
+              <w:t>9.3</w:t>
             </w:r>
           </w:p>
         </w:tc>
@@ -14541,7 +14525,7 @@
           </w:tcPr>
           <w:p>
             <w:r>
-              <w:t>0.91</w:t>
+              <w:t>2.11</w:t>
             </w:r>
           </w:p>
         </w:tc>
@@ -14551,7 +14535,7 @@
           </w:tcPr>
           <w:p>
             <w:r>
-              <w:t>14.9</w:t>
+              <w:t>16.1</w:t>
             </w:r>
           </w:p>
         </w:tc>
@@ -14571,7 +14555,7 @@
           </w:tcPr>
           <w:p>
             <w:r>
-              <w:t>2.37</w:t>
+              <w:t>2.48</w:t>
             </w:r>
           </w:p>
         </w:tc>
@@ -14613,7 +14597,7 @@
           </w:tcPr>
           <w:p>
             <w:r>
-              <w:t>6.1</w:t>
+              <w:t>9.0</w:t>
             </w:r>
           </w:p>
         </w:tc>
@@ -14623,7 +14607,7 @@
           </w:tcPr>
           <w:p>
             <w:r>
-              <w:t>1.14</w:t>
+              <w:t>1.58</w:t>
             </w:r>
           </w:p>
         </w:tc>
@@ -14633,7 +14617,7 @@
           </w:tcPr>
           <w:p>
             <w:r>
-              <w:t>12.9</w:t>
+              <w:t>13.9</w:t>
             </w:r>
           </w:p>
         </w:tc>
@@ -14653,7 +14637,7 @@
           </w:tcPr>
           <w:p>
             <w:r>
-              <w:t>4.48</w:t>
+              <w:t>4.50</w:t>
             </w:r>
           </w:p>
         </w:tc>
@@ -14695,7 +14679,7 @@
           </w:tcPr>
           <w:p>
             <w:r>
-              <w:t>12.5</w:t>
+              <w:t>14.2</w:t>
             </w:r>
           </w:p>
         </w:tc>
@@ -14705,7 +14689,7 @@
           </w:tcPr>
           <w:p>
             <w:r>
-              <w:t>2.57</w:t>
+              <w:t>3.13</w:t>
             </w:r>
           </w:p>
         </w:tc>
@@ -14715,7 +14699,7 @@
           </w:tcPr>
           <w:p>
             <w:r>
-              <w:t>34.4</w:t>
+              <w:t>44.9</w:t>
             </w:r>
           </w:p>
         </w:tc>
@@ -14735,7 +14719,7 @@
           </w:tcPr>
           <w:p>
             <w:r>
-              <w:t>1.23</w:t>
+              <w:t>1.36</w:t>
             </w:r>
           </w:p>
         </w:tc>
@@ -14777,7 +14761,7 @@
           </w:tcPr>
           <w:p>
             <w:r>
-              <w:t>6.9</w:t>
+              <w:t>7.4</w:t>
             </w:r>
           </w:p>
         </w:tc>
@@ -14787,7 +14771,7 @@
           </w:tcPr>
           <w:p>
             <w:r>
-              <w:t>0.95</w:t>
+              <w:t>1.07</w:t>
             </w:r>
           </w:p>
         </w:tc>
@@ -14797,7 +14781,7 @@
           </w:tcPr>
           <w:p>
             <w:r>
-              <w:t>15.5</w:t>
+              <w:t>16.1</w:t>
             </w:r>
           </w:p>
         </w:tc>
@@ -14817,7 +14801,7 @@
           </w:tcPr>
           <w:p>
             <w:r>
-              <w:t>2.47</w:t>
+              <w:t>1.97</w:t>
             </w:r>
           </w:p>
         </w:tc>
@@ -14859,7 +14843,7 @@
           </w:tcPr>
           <w:p>
             <w:r>
-              <w:t>5.7</w:t>
+              <w:t>7.5</w:t>
             </w:r>
           </w:p>
         </w:tc>
@@ -14869,7 +14853,7 @@
           </w:tcPr>
           <w:p>
             <w:r>
-              <w:t>0.48</w:t>
+              <w:t>0.83</w:t>
             </w:r>
           </w:p>
         </w:tc>
@@ -14879,7 +14863,7 @@
           </w:tcPr>
           <w:p>
             <w:r>
-              <w:t>11.7</w:t>
+              <w:t>12.0</w:t>
             </w:r>
           </w:p>
         </w:tc>
@@ -14899,7 +14883,7 @@
           </w:tcPr>
           <w:p>
             <w:r>
-              <w:t>2.94</w:t>
+              <w:t>3.99</w:t>
             </w:r>
           </w:p>
         </w:tc>
@@ -14941,7 +14925,7 @@
           </w:tcPr>
           <w:p>
             <w:r>
-              <w:t>5.7</w:t>
+              <w:t>6.3</w:t>
             </w:r>
           </w:p>
         </w:tc>
@@ -14951,7 +14935,7 @@
           </w:tcPr>
           <w:p>
             <w:r>
-              <w:t>0.64</w:t>
+              <w:t>0.63</w:t>
             </w:r>
           </w:p>
         </w:tc>
@@ -14961,7 +14945,7 @@
           </w:tcPr>
           <w:p>
             <w:r>
-              <w:t>10.1</w:t>
+              <w:t>10.2</w:t>
             </w:r>
           </w:p>
         </w:tc>
@@ -14981,7 +14965,7 @@
           </w:tcPr>
           <w:p>
             <w:r>
-              <w:t>8.10</w:t>
+              <w:t>9.67</w:t>
             </w:r>
           </w:p>
         </w:tc>
@@ -15004,7 +14988,7 @@
           <w:b w:val="0"/>
           <w:i w:val="0"/>
         </w:rPr>
-        <w:t>Cheapest artifact-free: mujoco 2 ms (0.57 s); mujoco-adaptive ε=0.01 (0.61 s); icf 2 ms (2.37 s); icf-adaptive ε=0.01 (2.47 s)</w:t>
+        <w:t>Cheapest artifact-free: mujoco 2 ms (0.57 s); mujoco-adaptive ε=0.01 (0.67 s); icf 2 ms (2.48 s); icf-adaptive ε=0.01 (1.97 s)</w:t>
       </w:r>
     </w:p>
     <w:p>
@@ -15020,7 +15004,7 @@
         <w:pStyle w:val="ListBullet"/>
       </w:pPr>
       <w:r>
-        <w:t>mujoco: 1 ms 0.673, 2 ms 0.33, 5 ms 0.124, 10 ms 0.0654</w:t>
+        <w:t>mujoco: 1 ms 0.628, 2 ms 0.34, 5 ms 0.124, 10 ms 0.0647</w:t>
       </w:r>
     </w:p>
     <w:p>
@@ -15028,7 +15012,7 @@
         <w:pStyle w:val="ListBullet"/>
       </w:pPr>
       <w:r>
-        <w:t>mujoco-adaptive: ε=1e-06 16.2, ε=1e-05 5.03, ε=0.0001 2.81, ε=0.001 1.01, ε=0.01 0.316, ε=0.1 0.0904</w:t>
+        <w:t>mujoco-adaptive: ε=1e-06 15.2, ε=1e-05 5.78, ε=0.0001 2.81, ε=0.001 1.04, ε=0.01 0.299, ε=0.1 0.0926</w:t>
       </w:r>
     </w:p>
     <w:p>
@@ -15036,7 +15020,7 @@
         <w:pStyle w:val="ListBullet"/>
       </w:pPr>
       <w:r>
-        <w:t>icf: 1 ms 1.07, 2 ms 0.625, 5 ms 0.292, 10 ms 0.16</w:t>
+        <w:t>icf: 1 ms 1.07, 2 ms 0.582, 5 ms 0.289, 10 ms 0.185</w:t>
       </w:r>
     </w:p>
     <w:p>
@@ -15044,7 +15028,7 @@
         <w:pStyle w:val="ListBullet"/>
       </w:pPr>
       <w:r>
-        <w:t>icf-adaptive: ε=1e-06 25 [budget-exhausted], ε=1e-05 9.15, ε=0.0001 3.33, ε=0.001 1.08, ε=0.01 0.571, ε=0.1 0.295</w:t>
+        <w:t>icf-adaptive: ε=1e-06 25.4, ε=1e-05 9.27, ε=0.0001 3.29, ε=0.001 1.17, ε=0.01 0.553, ε=0.1 0.304</w:t>
       </w:r>
     </w:p>
     <w:p>
@@ -15060,7 +15044,7 @@
         <w:pStyle w:val="ListBullet"/>
       </w:pPr>
       <w:r>
-        <w:t>mujoco: 1 ms 2.11, 2 ms 1.04, 5 ms 0.389, 10 ms 0.183</w:t>
+        <w:t>mujoco: 1 ms 2.11, 2 ms 1.04, 5 ms 0.387, 10 ms 0.183</w:t>
       </w:r>
     </w:p>
     <w:p>
@@ -15068,7 +15052,7 @@
         <w:pStyle w:val="ListBullet"/>
       </w:pPr>
       <w:r>
-        <w:t>mujoco-adaptive: ε=1e-06 88.4, ε=1e-05 37.8, ε=0.0001 15.8, ε=0.001 5.02, ε=0.01 1.54, ε=0.1 0.47</w:t>
+        <w:t>mujoco-adaptive: ε=1e-06 91, ε=1e-05 37.2, ε=0.0001 15.6, ε=0.001 5.25, ε=0.01 1.61, ε=0.1 0.513</w:t>
       </w:r>
     </w:p>
     <w:p>
@@ -15076,7 +15060,7 @@
         <w:pStyle w:val="ListBullet"/>
       </w:pPr>
       <w:r>
-        <w:t>icf: 1 ms 38.2, 2 ms 20.9, 5 ms 10.9, 10 ms 7.47</w:t>
+        <w:t>icf: 1 ms 38.3, 2 ms 21.3, 5 ms 10.4, 10 ms 6.31</w:t>
       </w:r>
     </w:p>
     <w:p>
@@ -15084,7 +15068,7 @@
         <w:pStyle w:val="ListBullet"/>
       </w:pPr>
       <w:r>
-        <w:t>icf-adaptive: ε=1e-06 856, ε=1e-05 343, ε=0.0001 115, ε=0.001 49.3, ε=0.01 23.8, ε=0.1 15</w:t>
+        <w:t>icf-adaptive: ε=1e-06 1.13e+03, ε=1e-05 422, ε=0.0001 129, ε=0.001 45.8, ε=0.01 21.9, ε=0.1 11.5</w:t>
       </w:r>
     </w:p>
     <w:p>
@@ -15100,7 +15084,7 @@
         <w:pStyle w:val="ListBullet"/>
       </w:pPr>
       <w:r>
-        <w:t>mujoco: 10 ms 8.31 @ 0.10, 5 ms 5.76 @ 0.19, 2 ms 3.28 @ 0.45, 1 ms 2.27 @ 0.89, 500 µs 1.2 @ 1.75, 100 µs 0.281 @ 7.84</w:t>
+        <w:t>mujoco: 10 ms 8.38 @ 0.10, 5 ms 5.38 @ 0.19, 2 ms 3.03 @ 0.44, 1 ms 2.64 @ 0.89, 500 µs 1.37 @ 1.75, 100 µs 0.398 @ 7.64</w:t>
       </w:r>
     </w:p>
     <w:p>
@@ -15108,7 +15092,7 @@
         <w:pStyle w:val="ListBullet"/>
       </w:pPr>
       <w:r>
-        <w:t>mujoco-adaptive: ε=0.1 6.21 @ 0.30, ε=0.01 4.54 @ 0.49, ε=0.001 2.45 @ 1.44, ε=0.0001 0.885 @ 3.46, ε=1e-05 0.924 @ 6.33</w:t>
+        <w:t>mujoco-adaptive: ε=0.1 5.34 @ 0.30, ε=0.01 5.99 @ 0.56, ε=0.001 2.16 @ 1.59, ε=0.0001 1.13 @ 3.29, ε=1e-05 1.02 @ 6.88</w:t>
       </w:r>
     </w:p>
     <w:p>
@@ -15116,7 +15100,7 @@
         <w:pStyle w:val="ListBullet"/>
       </w:pPr>
       <w:r>
-        <w:t>icf: 10 ms 20.4 @ 0.27, 5 ms 15.4 @ 0.47, 2 ms 11.3 @ 1.01, 1 ms 4.6 @ 1.90, 500 µs 2.71 @ 3.49, 100 µs 0.615 @ 12.37</w:t>
+        <w:t>icf: 10 ms 21.2 @ 0.25, 5 ms 12.6 @ 0.52, 2 ms 10.2 @ 1.01, 1 ms 9.2 @ 2.42, 500 µs 5.56 @ 3.14, 100 µs 1.79 @ 14.10</w:t>
       </w:r>
     </w:p>
     <w:p>
@@ -15124,7 +15108,7 @@
         <w:pStyle w:val="ListBullet"/>
       </w:pPr>
       <w:r>
-        <w:t>icf-adaptive: ε=0.1 13.1 @ 0.81, ε=0.01 10 @ 1.07, ε=0.001 5.62 @ 2.64, ε=0.0001 1.65 @ 4.26, ε=1e-05 1.14 @ 9.06</w:t>
+        <w:t>icf-adaptive: ε=0.1 12.5 @ 0.93, ε=0.01 11.9 @ 0.91, ε=0.001 5.06 @ 1.75, ε=0.0001 4.39 @ 5.78, ε=1e-05 3.72 @ 13.47</w:t>
       </w:r>
     </w:p>
     <w:p>
@@ -15140,7 +15124,7 @@
         <w:pStyle w:val="ListBullet"/>
       </w:pPr>
       <w:r>
-        <w:t>mujoco: 64: 10.1, 128: 10.7, 256: 12, 512: 14.4, 1024: 18.6, 2048: 30.2, 4096: 50.4, 8192: 90.7 → per world at 8192: 11 µs</w:t>
+        <w:t>mujoco: 64: 10.3, 128: 10.7, 256: 12.1, 512: 14.4, 1024: 18.4, 2048: 30.3, 4096: 50.5, 8192: 90.8 → per world at 8192: 11 µs</w:t>
       </w:r>
     </w:p>
     <w:p>
@@ -15148,7 +15132,7 @@
         <w:pStyle w:val="ListBullet"/>
       </w:pPr>
       <w:r>
-        <w:t>mujoco-adaptive: 64: 174, 128: 224, 256: 263, 512: 316, 1024: 415, 2048: 719, 4096: 1.22e+03, 8192: 2.19e+03 → per world at 8192: 268 µs</w:t>
+        <w:t>mujoco-adaptive: 64: 159, 128: 209, 256: 255, 512: 305, 1024: 432, 2048: 705, 4096: 1.17e+03, 8192: 2.29e+03 → per world at 8192: 279 µs</w:t>
       </w:r>
     </w:p>
     <w:p>
@@ -15156,7 +15140,7 @@
         <w:pStyle w:val="ListBullet"/>
       </w:pPr>
       <w:r>
-        <w:t>icf: 64: 101, 128: 142, 256: 211, 512: 338, 1024: 613, 2048: 1.26e+03, 4096: 2.54e+03, 8192: 5.06e+03 → per world at 8192: 618 µs</w:t>
+        <w:t>icf: 64: 75.9, 128: 112, 256: 170, 512: 275, 1024: 513, 2048: 1.01e+03, 4096: 2.01e+03, 8192: 3.96e+03 → per world at 8192: 484 µs</w:t>
       </w:r>
     </w:p>
     <w:p>
@@ -15164,7 +15148,7 @@
         <w:pStyle w:val="ListBullet"/>
       </w:pPr>
       <w:r>
-        <w:t>icf-adaptive: 64: 322, 128: 474, 256: 651, 512: 1.03e+03, 1024: 1.79e+03, 2048: 3.28e+03, 4096: 6.32e+03, 8192: 1.27e+04 → per world at 8192: 1549 µs</w:t>
+        <w:t>icf-adaptive: 64: 344, 128: 413, 256: 595, 512: 878, 1024: 1.55e+03, 2048: 2.93e+03, 4096: 5.64e+03, 8192: 1.11e+04 → per world at 8192: 1354 µs</w:t>
       </w:r>
     </w:p>
     <w:p>
@@ -15324,7 +15308,7 @@
           </w:tcPr>
           <w:p>
             <w:r>
-              <w:t>516.5</w:t>
+              <w:t>963.4</w:t>
             </w:r>
           </w:p>
         </w:tc>
@@ -15334,7 +15318,7 @@
           </w:tcPr>
           <w:p>
             <w:r>
-              <w:t>3.84</w:t>
+              <w:t>21.95</w:t>
             </w:r>
           </w:p>
         </w:tc>
@@ -15344,7 +15328,7 @@
           </w:tcPr>
           <w:p>
             <w:r>
-              <w:t>619.7</w:t>
+              <w:t>3087.4</w:t>
             </w:r>
           </w:p>
         </w:tc>
@@ -15406,7 +15390,7 @@
           </w:tcPr>
           <w:p>
             <w:r>
-              <w:t>550.4</w:t>
+              <w:t>1012.7</w:t>
             </w:r>
           </w:p>
         </w:tc>
@@ -15416,7 +15400,7 @@
           </w:tcPr>
           <w:p>
             <w:r>
-              <w:t>4.45</w:t>
+              <w:t>15.76</w:t>
             </w:r>
           </w:p>
         </w:tc>
@@ -15426,7 +15410,7 @@
           </w:tcPr>
           <w:p>
             <w:r>
-              <w:t>856.8</w:t>
+              <w:t>3489.2</w:t>
             </w:r>
           </w:p>
         </w:tc>
@@ -15446,7 +15430,7 @@
           </w:tcPr>
           <w:p>
             <w:r>
-              <w:t>0.09</w:t>
+              <w:t>0.12</w:t>
             </w:r>
           </w:p>
         </w:tc>
@@ -15488,7 +15472,7 @@
           </w:tcPr>
           <w:p>
             <w:r>
-              <w:t>561.2</w:t>
+              <w:t>1068.4</w:t>
             </w:r>
           </w:p>
         </w:tc>
@@ -15498,7 +15482,7 @@
           </w:tcPr>
           <w:p>
             <w:r>
-              <w:t>5.78</w:t>
+              <w:t>19.18</w:t>
             </w:r>
           </w:p>
         </w:tc>
@@ -15508,7 +15492,7 @@
           </w:tcPr>
           <w:p>
             <w:r>
-              <w:t>942.6</w:t>
+              <w:t>3638.4</w:t>
             </w:r>
           </w:p>
         </w:tc>
@@ -15528,7 +15512,7 @@
           </w:tcPr>
           <w:p>
             <w:r>
-              <w:t>0.21</w:t>
+              <w:t>0.25</w:t>
             </w:r>
           </w:p>
         </w:tc>
@@ -15570,7 +15554,7 @@
           </w:tcPr>
           <w:p>
             <w:r>
-              <w:t>562.7</w:t>
+              <w:t>1089.7</w:t>
             </w:r>
           </w:p>
         </w:tc>
@@ -15580,7 +15564,7 @@
           </w:tcPr>
           <w:p>
             <w:r>
-              <w:t>6.51</w:t>
+              <w:t>18.07</w:t>
             </w:r>
           </w:p>
         </w:tc>
@@ -15590,7 +15574,7 @@
           </w:tcPr>
           <w:p>
             <w:r>
-              <w:t>1003.1</w:t>
+              <w:t>3665.9</w:t>
             </w:r>
           </w:p>
         </w:tc>
@@ -15652,7 +15636,7 @@
           </w:tcPr>
           <w:p>
             <w:r>
-              <w:t>3094.8</w:t>
+              <w:t>3560.4</w:t>
             </w:r>
           </w:p>
         </w:tc>
@@ -15662,7 +15646,7 @@
           </w:tcPr>
           <w:p>
             <w:r>
-              <w:t>4.92</w:t>
+              <w:t>22.33</w:t>
             </w:r>
           </w:p>
         </w:tc>
@@ -15672,7 +15656,7 @@
           </w:tcPr>
           <w:p>
             <w:r>
-              <w:t>4895.3</w:t>
+              <w:t>4904.3</w:t>
             </w:r>
           </w:p>
         </w:tc>
@@ -15734,7 +15718,7 @@
           </w:tcPr>
           <w:p>
             <w:r>
-              <w:t>1015.4</w:t>
+              <w:t>1442.2</w:t>
             </w:r>
           </w:p>
         </w:tc>
@@ -15744,7 +15728,7 @@
           </w:tcPr>
           <w:p>
             <w:r>
-              <w:t>5.71</w:t>
+              <w:t>22.89</w:t>
             </w:r>
           </w:p>
         </w:tc>
@@ -15754,7 +15738,7 @@
           </w:tcPr>
           <w:p>
             <w:r>
-              <w:t>2796.4</w:t>
+              <w:t>3938.8</w:t>
             </w:r>
           </w:p>
         </w:tc>
@@ -15774,7 +15758,7 @@
           </w:tcPr>
           <w:p>
             <w:r>
-              <w:t>0.14</w:t>
+              <w:t>0.09</w:t>
             </w:r>
           </w:p>
         </w:tc>
@@ -15784,7 +15768,7 @@
           </w:tcPr>
           <w:p>
             <w:r>
-              <w:t>yes</w:t>
+              <w:t>no</w:t>
             </w:r>
           </w:p>
         </w:tc>
@@ -15816,7 +15800,7 @@
           </w:tcPr>
           <w:p>
             <w:r>
-              <w:t>619.9</w:t>
+              <w:t>1139.2</w:t>
             </w:r>
           </w:p>
         </w:tc>
@@ -15826,7 +15810,7 @@
           </w:tcPr>
           <w:p>
             <w:r>
-              <w:t>6.17</w:t>
+              <w:t>23.66</w:t>
             </w:r>
           </w:p>
         </w:tc>
@@ -15836,7 +15820,7 @@
           </w:tcPr>
           <w:p>
             <w:r>
-              <w:t>915.8</w:t>
+              <w:t>3359.4</w:t>
             </w:r>
           </w:p>
         </w:tc>
@@ -15856,7 +15840,7 @@
           </w:tcPr>
           <w:p>
             <w:r>
-              <w:t>0.28</w:t>
+              <w:t>0.26</w:t>
             </w:r>
           </w:p>
         </w:tc>
@@ -15866,7 +15850,7 @@
           </w:tcPr>
           <w:p>
             <w:r>
-              <w:t>yes</w:t>
+              <w:t>no</w:t>
             </w:r>
           </w:p>
         </w:tc>
@@ -15898,7 +15882,7 @@
           </w:tcPr>
           <w:p>
             <w:r>
-              <w:t>577.6</w:t>
+              <w:t>1093.9</w:t>
             </w:r>
           </w:p>
         </w:tc>
@@ -15908,7 +15892,7 @@
           </w:tcPr>
           <w:p>
             <w:r>
-              <w:t>6.39</w:t>
+              <w:t>19.96</w:t>
             </w:r>
           </w:p>
         </w:tc>
@@ -15918,7 +15902,7 @@
           </w:tcPr>
           <w:p>
             <w:r>
-              <w:t>1062.6</w:t>
+              <w:t>3536.8</w:t>
             </w:r>
           </w:p>
         </w:tc>
@@ -15938,7 +15922,7 @@
           </w:tcPr>
           <w:p>
             <w:r>
-              <w:t>0.97</w:t>
+              <w:t>0.66</w:t>
             </w:r>
           </w:p>
         </w:tc>
@@ -15980,7 +15964,7 @@
           </w:tcPr>
           <w:p>
             <w:r>
-              <w:t>669.8</w:t>
+              <w:t>683.4</w:t>
             </w:r>
           </w:p>
         </w:tc>
@@ -15990,7 +15974,7 @@
           </w:tcPr>
           <w:p>
             <w:r>
-              <w:t>5.37</w:t>
+              <w:t>5.32</w:t>
             </w:r>
           </w:p>
         </w:tc>
@@ -16000,7 +15984,7 @@
           </w:tcPr>
           <w:p>
             <w:r>
-              <w:t>1032.6</w:t>
+              <w:t>1475.9</w:t>
             </w:r>
           </w:p>
         </w:tc>
@@ -16020,7 +16004,7 @@
           </w:tcPr>
           <w:p>
             <w:r>
-              <w:t>0.33</w:t>
+              <w:t>0.39</w:t>
             </w:r>
           </w:p>
         </w:tc>
@@ -16062,7 +16046,7 @@
           </w:tcPr>
           <w:p>
             <w:r>
-              <w:t>667.4</w:t>
+              <w:t>680.4</w:t>
             </w:r>
           </w:p>
         </w:tc>
@@ -16072,7 +16056,7 @@
           </w:tcPr>
           <w:p>
             <w:r>
-              <w:t>5.94</w:t>
+              <w:t>6.88</w:t>
             </w:r>
           </w:p>
         </w:tc>
@@ -16082,7 +16066,7 @@
           </w:tcPr>
           <w:p>
             <w:r>
-              <w:t>994.2</w:t>
+              <w:t>1367.0</w:t>
             </w:r>
           </w:p>
         </w:tc>
@@ -16102,7 +16086,7 @@
           </w:tcPr>
           <w:p>
             <w:r>
-              <w:t>0.65</w:t>
+              <w:t>0.76</w:t>
             </w:r>
           </w:p>
         </w:tc>
@@ -16144,7 +16128,7 @@
           </w:tcPr>
           <w:p>
             <w:r>
-              <w:t>677.0</w:t>
+              <w:t>680.2</w:t>
             </w:r>
           </w:p>
         </w:tc>
@@ -16154,7 +16138,7 @@
           </w:tcPr>
           <w:p>
             <w:r>
-              <w:t>7.14</w:t>
+              <w:t>8.32</w:t>
             </w:r>
           </w:p>
         </w:tc>
@@ -16164,7 +16148,7 @@
           </w:tcPr>
           <w:p>
             <w:r>
-              <w:t>1097.2</w:t>
+              <w:t>1301.5</w:t>
             </w:r>
           </w:p>
         </w:tc>
@@ -16184,7 +16168,7 @@
           </w:tcPr>
           <w:p>
             <w:r>
-              <w:t>1.23</w:t>
+              <w:t>1.39</w:t>
             </w:r>
           </w:p>
         </w:tc>
@@ -16226,7 +16210,7 @@
           </w:tcPr>
           <w:p>
             <w:r>
-              <w:t>674.2</w:t>
+              <w:t>683.9</w:t>
             </w:r>
           </w:p>
         </w:tc>
@@ -16236,7 +16220,7 @@
           </w:tcPr>
           <w:p>
             <w:r>
-              <w:t>7.38</w:t>
+              <w:t>9.29</w:t>
             </w:r>
           </w:p>
         </w:tc>
@@ -16246,7 +16230,7 @@
           </w:tcPr>
           <w:p>
             <w:r>
-              <w:t>1235.7</w:t>
+              <w:t>1404.9</w:t>
             </w:r>
           </w:p>
         </w:tc>
@@ -16266,7 +16250,7 @@
           </w:tcPr>
           <w:p>
             <w:r>
-              <w:t>2.35</w:t>
+              <w:t>2.54</w:t>
             </w:r>
           </w:p>
         </w:tc>
@@ -16308,7 +16292,7 @@
           </w:tcPr>
           <w:p>
             <w:r>
-              <w:t>643.6</w:t>
+              <w:t>650.0</w:t>
             </w:r>
           </w:p>
         </w:tc>
@@ -16318,7 +16302,7 @@
           </w:tcPr>
           <w:p>
             <w:r>
-              <w:t>3.27</w:t>
+              <w:t>4.55</w:t>
             </w:r>
           </w:p>
         </w:tc>
@@ -16328,7 +16312,7 @@
           </w:tcPr>
           <w:p>
             <w:r>
-              <w:t>908.2</w:t>
+              <w:t>1005.8</w:t>
             </w:r>
           </w:p>
         </w:tc>
@@ -16348,7 +16332,7 @@
           </w:tcPr>
           <w:p>
             <w:r>
-              <w:t>0.26</w:t>
+              <w:t>0.31</w:t>
             </w:r>
           </w:p>
         </w:tc>
@@ -16390,7 +16374,7 @@
           </w:tcPr>
           <w:p>
             <w:r>
-              <w:t>631.8</w:t>
+              <w:t>653.9</w:t>
             </w:r>
           </w:p>
         </w:tc>
@@ -16400,7 +16384,7 @@
           </w:tcPr>
           <w:p>
             <w:r>
-              <w:t>3.94</w:t>
+              <w:t>7.23</w:t>
             </w:r>
           </w:p>
         </w:tc>
@@ -16410,7 +16394,7 @@
           </w:tcPr>
           <w:p>
             <w:r>
-              <w:t>933.7</w:t>
+              <w:t>1058.7</w:t>
             </w:r>
           </w:p>
         </w:tc>
@@ -16430,7 +16414,7 @@
           </w:tcPr>
           <w:p>
             <w:r>
-              <w:t>0.52</w:t>
+              <w:t>0.79</w:t>
             </w:r>
           </w:p>
         </w:tc>
@@ -16472,7 +16456,7 @@
           </w:tcPr>
           <w:p>
             <w:r>
-              <w:t>653.9</w:t>
+              <w:t>662.8</w:t>
             </w:r>
           </w:p>
         </w:tc>
@@ -16482,7 +16466,7 @@
           </w:tcPr>
           <w:p>
             <w:r>
-              <w:t>5.78</w:t>
+              <w:t>7.24</w:t>
             </w:r>
           </w:p>
         </w:tc>
@@ -16492,7 +16476,7 @@
           </w:tcPr>
           <w:p>
             <w:r>
-              <w:t>981.4</w:t>
+              <w:t>1182.7</w:t>
             </w:r>
           </w:p>
         </w:tc>
@@ -16512,7 +16496,7 @@
           </w:tcPr>
           <w:p>
             <w:r>
-              <w:t>1.28</w:t>
+              <w:t>1.59</w:t>
             </w:r>
           </w:p>
         </w:tc>
@@ -16554,7 +16538,7 @@
           </w:tcPr>
           <w:p>
             <w:r>
-              <w:t>658.3</w:t>
+              <w:t>670.3</w:t>
             </w:r>
           </w:p>
         </w:tc>
@@ -16564,7 +16548,7 @@
           </w:tcPr>
           <w:p>
             <w:r>
-              <w:t>7.11</w:t>
+              <w:t>8.75</w:t>
             </w:r>
           </w:p>
         </w:tc>
@@ -16574,7 +16558,7 @@
           </w:tcPr>
           <w:p>
             <w:r>
-              <w:t>1228.7</w:t>
+              <w:t>1484.7</w:t>
             </w:r>
           </w:p>
         </w:tc>
@@ -16594,7 +16578,7 @@
           </w:tcPr>
           <w:p>
             <w:r>
-              <w:t>3.81</w:t>
+              <w:t>4.38</w:t>
             </w:r>
           </w:p>
         </w:tc>
@@ -16617,7 +16601,7 @@
           <w:b w:val="0"/>
           <w:i w:val="0"/>
         </w:rPr>
-        <w:t>Cheapest artifact-free: mujoco 10 ms (0.05 s); mujoco-adaptive ε=0.1 (0.02 s); icf 10 ms (0.33 s); icf-adaptive ε=0.1 (0.26 s)</w:t>
+        <w:t>Cheapest artifact-free: mujoco 10 ms (0.05 s); mujoco-adaptive ε=0.1 (0.02 s); icf 10 ms (0.39 s); icf-adaptive ε=0.1 (0.31 s)</w:t>
       </w:r>
     </w:p>
     <w:p>
@@ -16633,7 +16617,7 @@
         <w:pStyle w:val="ListBullet"/>
       </w:pPr>
       <w:r>
-        <w:t>mujoco: 1 ms 0.403, 2 ms 0.203, 5 ms 0.0834, 10 ms 0.0413</w:t>
+        <w:t>mujoco: 1 ms 0.409, 2 ms 0.214, 5 ms 0.0958, 10 ms 0.0435</w:t>
       </w:r>
     </w:p>
     <w:p>
@@ -16641,7 +16625,7 @@
         <w:pStyle w:val="ListBullet"/>
       </w:pPr>
       <w:r>
-        <w:t>mujoco-adaptive: ε=1e-06 3.98, ε=1e-05 1.76, ε=0.0001 0.804, ε=0.001 0.304, ε=0.01 0.131, ε=0.1 0.0405</w:t>
+        <w:t>mujoco-adaptive: ε=1e-06 3.41, ε=1e-05 1.46, ε=0.0001 0.635, ε=0.001 0.25, ε=0.01 0.12, ε=0.1 0.0447</w:t>
       </w:r>
     </w:p>
     <w:p>
@@ -16649,7 +16633,7 @@
         <w:pStyle w:val="ListBullet"/>
       </w:pPr>
       <w:r>
-        <w:t>icf: 1 ms 0.818, 2 ms 0.429, 5 ms 0.199, 10 ms 0.113</w:t>
+        <w:t>icf: 1 ms 0.822, 2 ms 0.426, 5 ms 0.207, 10 ms 0.112</w:t>
       </w:r>
     </w:p>
     <w:p>
@@ -16657,7 +16641,7 @@
         <w:pStyle w:val="ListBullet"/>
       </w:pPr>
       <w:r>
-        <w:t>icf-adaptive: ε=1e-06 14.3, ε=1e-05 5.04, ε=0.0001 1.59, ε=0.001 0.55, ε=0.01 0.215, ε=0.1 0.125</w:t>
+        <w:t>icf-adaptive: ε=1e-06 14.3, ε=1e-05 5.17, ε=0.0001 1.47, ε=0.001 0.571, ε=0.01 0.205, ε=0.1 0.131</w:t>
       </w:r>
     </w:p>
     <w:p>
@@ -16673,7 +16657,7 @@
         <w:pStyle w:val="ListBullet"/>
       </w:pPr>
       <w:r>
-        <w:t>mujoco: 1 ms 0.844, 2 ms 0.417, 5 ms 0.169, 10 ms 0.0835</w:t>
+        <w:t>mujoco: 1 ms 0.838, 2 ms 0.435, 5 ms 0.19, 10 ms 0.0875</w:t>
       </w:r>
     </w:p>
     <w:p>
@@ -16681,7 +16665,7 @@
         <w:pStyle w:val="ListBullet"/>
       </w:pPr>
       <w:r>
-        <w:t>mujoco-adaptive: ε=1e-06 11.5, ε=1e-05 5.31, ε=0.0001 2.4, ε=0.001 0.667, ε=0.01 0.277, ε=0.1 0.0767</w:t>
+        <w:t>mujoco-adaptive: ε=1e-06 9.91, ε=1e-05 4.41, ε=0.0001 1.68, ε=0.001 0.592, ε=0.01 0.239, ε=0.1 0.0817</w:t>
       </w:r>
     </w:p>
     <w:p>
@@ -16689,7 +16673,7 @@
         <w:pStyle w:val="ListBullet"/>
       </w:pPr>
       <w:r>
-        <w:t>icf: 1 ms 25.1, 2 ms 14.3, 5 ms 6.66, 10 ms 3.91</w:t>
+        <w:t>icf: 1 ms 29, 2 ms 14.7, 5 ms 7.36, 10 ms 3.99</w:t>
       </w:r>
     </w:p>
     <w:p>
@@ -16697,7 +16681,7 @@
         <w:pStyle w:val="ListBullet"/>
       </w:pPr>
       <w:r>
-        <w:t>icf-adaptive: ε=1e-06 458, ε=1e-05 162, ε=0.0001 39.5, ε=0.001 16.9, ε=0.01 7.78, ε=0.1 3.83</w:t>
+        <w:t>icf-adaptive: ε=1e-06 608, ε=1e-05 214, ε=0.0001 53, ε=0.001 19.8, ε=0.01 8.25, ε=0.1 4.59</w:t>
       </w:r>
     </w:p>
     <w:p>
@@ -16713,7 +16697,7 @@
         <w:pStyle w:val="ListBullet"/>
       </w:pPr>
       <w:r>
-        <w:t>mujoco: 10 ms 2.36 @ 0.05, 5 ms 1.07 @ 0.09, 2 ms 0.348 @ 0.23, 1 ms 0.15 @ 0.42, 500 µs 0.0769 @ 0.84, 100 µs 0.000231 @ 3.08</w:t>
+        <w:t>mujoco: 10 ms 1.66 @ 0.04, 5 ms 0.849 @ 0.09, 2 ms 0.346 @ 0.21, 1 ms 0.191 @ 0.41, 500 µs 0.0858 @ 0.77, 100 µs 0.000375 @ 3.11</w:t>
       </w:r>
     </w:p>
     <w:p>
@@ -16721,7 +16705,7 @@
         <w:pStyle w:val="ListBullet"/>
       </w:pPr>
       <w:r>
-        <w:t>mujoco-adaptive: ε=0.1 1.05 @ 0.15, ε=0.01 0.623 @ 0.15, ε=0.001 0.184 @ 0.28, ε=0.0001 0.0962 @ 0.54, ε=1e-05 0.0448 @ 1.16</w:t>
+        <w:t>mujoco-adaptive: ε=0.1 0.85 @ 0.14, ε=0.01 0.475 @ 0.14, ε=0.001 0.218 @ 0.19, ε=0.0001 0.0788 @ 0.37, ε=1e-05 0.0278 @ 0.85</w:t>
       </w:r>
     </w:p>
     <w:p>
@@ -16729,7 +16713,7 @@
         <w:pStyle w:val="ListBullet"/>
       </w:pPr>
       <w:r>
-        <w:t>icf: 10 ms 3.66 @ 0.17, 5 ms 1.89 @ 0.26, 2 ms 0.729 @ 0.58, 1 ms 0.287 @ 1.00, 500 µs 0.117 @ 1.85, 100 µs 0.0106 @ 7.16</w:t>
+        <w:t>icf: 10 ms 5.24 @ 0.18, 5 ms 3.77 @ 0.30, 2 ms 2.33 @ 0.61, 1 ms 1.32 @ 1.06, 500 µs 0.622 @ 1.86, 100 µs 0.0047 @ 7.63</w:t>
       </w:r>
     </w:p>
     <w:p>
@@ -16737,7 +16721,7 @@
         <w:pStyle w:val="ListBullet"/>
       </w:pPr>
       <w:r>
-        <w:t>icf-adaptive: ε=0.1 1.84 @ 0.34, ε=0.01 1.21 @ 0.41, ε=0.001 0.391 @ 0.45, ε=0.0001 0.137 @ 1.38, ε=1e-05 0.0413 @ 3.16</w:t>
+        <w:t>icf-adaptive: ε=0.1 3.56 @ 0.38, ε=0.01 3.02 @ 0.43, ε=0.001 1.8 @ 0.89, ε=0.0001 0.641 @ 2.05, ε=1e-05 0.153 @ 4.52</w:t>
       </w:r>
     </w:p>
     <w:p>
@@ -16753,7 +16737,7 @@
         <w:pStyle w:val="ListBullet"/>
       </w:pPr>
       <w:r>
-        <w:t>mujoco: 64: 4.66, 128: 4.74, 256: 5.09, 512: 5.91, 1024: 7.85, 2048: 13.8, 4096: 24.2, 8192: 45.2 → per world at 8192: 6 µs</w:t>
+        <w:t>mujoco: 64: 4.63, 128: 4.7, 256: 5.04, 512: 5.89, 1024: 7.79, 2048: 13.7, 4096: 24, 8192: 44.9 → per world at 8192: 5 µs</w:t>
       </w:r>
     </w:p>
     <w:p>
@@ -16761,7 +16745,7 @@
         <w:pStyle w:val="ListBullet"/>
       </w:pPr>
       <w:r>
-        <w:t>mujoco-adaptive: 64: 28.4, 128: 29.6, 256: 32.5, 512: 37.2, 1024: 50.2, 2048: 83.2, 4096: 139, 8192: 281 → per world at 8192: 34 µs</w:t>
+        <w:t>mujoco-adaptive: 64: 26.2, 128: 26.8, 256: 30.7, 512: 35.1, 1024: 45.4, 2048: 73.5, 4096: 122, 8192: 222 → per world at 8192: 27 µs</w:t>
       </w:r>
     </w:p>
     <w:p>
@@ -16769,7 +16753,7 @@
         <w:pStyle w:val="ListBullet"/>
       </w:pPr>
       <w:r>
-        <w:t>icf: 64: 36, 128: 54.3, 256: 85.6, 512: 153, 1024: 317, 2048: 629, 4096: 1.27e+03, 8192: 2.5e+03 → per world at 8192: 305 µs</w:t>
+        <w:t>icf: 64: 33.7, 128: 51.6, 256: 79.8, 512: 143, 1024: 293, 2048: 588, 4096: 1.18e+03, 8192: 2.33e+03 → per world at 8192: 284 µs</w:t>
       </w:r>
     </w:p>
     <w:p>
@@ -16777,7 +16761,7 @@
         <w:pStyle w:val="ListBullet"/>
       </w:pPr>
       <w:r>
-        <w:t>icf-adaptive: 64: 107, 128: 145, 256: 219, 512: 398, 1024: 729, 2048: 1.46e+03, 4096: 2.86e+03, 8192: 5.58e+03 → per world at 8192: 681 µs</w:t>
+        <w:t>icf-adaptive: 64: 121, 128: 183, 256: 268, 512: 454, 1024: 835, 2048: 1.61e+03, 4096: 3.15e+03, 8192: 6.22e+03 → per world at 8192: 759 µs</w:t>
       </w:r>
     </w:p>
     <w:p>
@@ -16865,7 +16849,7 @@
         <w:pStyle w:val="ListBullet"/>
       </w:pPr>
       <w:r>
-        <w:t>mujoco 1 ms: 1e+03: 0.73, 1e+04: 0.98, 1e+05: 0.98, 1e+06: 6.81, 1e+07: 68.15, 1e+08: 681.45</w:t>
+        <w:t>mujoco 1 ms: 1e+03: 1.00, 1e+04: 1.29, 1e+05: 0.98, 1e+06: 6.81, 1e+07: 68.15, 1e+08: 681.45</w:t>
       </w:r>
     </w:p>
     <w:p>
@@ -16873,7 +16857,7 @@
         <w:pStyle w:val="ListBullet"/>
       </w:pPr>
       <w:r>
-        <w:t>mujoco 10 ms: 1e+03: 0.73, 1e+04: 5.72, 1e+05: 57.19, 1e+06: 571.88, 1e+07: 5718.80, 1e+08: 57188.04</w:t>
+        <w:t>mujoco 10 ms: 1e+03: 1.00, 1e+04: 5.72, 1e+05: 57.19, 1e+06: 571.88, 1e+07: 5718.80, 1e+08: 57188.04</w:t>
       </w:r>
     </w:p>
     <w:p>
@@ -16881,7 +16865,7 @@
         <w:pStyle w:val="ListBullet"/>
       </w:pPr>
       <w:r>
-        <w:t>mujoco-adaptive ε=0.001: 1e+03: 0.73, 1e+04: 1.68, 1e+05: 16.78, 1e+06: 167.82, 1e+07: 1678.22, 1e+08: 16782.18</w:t>
+        <w:t>mujoco-adaptive ε=0.001: 1e+03: 1.00, 1e+04: 1.68, 1e+05: 16.78, 1e+06: 167.82, 1e+07: 1678.22, 1e+08: 16782.18</w:t>
       </w:r>
     </w:p>
     <w:p>
@@ -16889,7 +16873,7 @@
         <w:pStyle w:val="ListBullet"/>
       </w:pPr>
       <w:r>
-        <w:t>mujoco-adaptive ε=1e-05: 1e+03: 0.73, 1e+04: 0.98, 1e+05: 1.25, 1e+06: 15.73, 1e+07: 178.65, 1e+08: 1786.46</w:t>
+        <w:t>mujoco-adaptive ε=1e-05: 1e+03: 1.00, 1e+04: 1.29, 1e+05: 1.25, 1e+06: 15.13, 1e+07: 178.65, 1e+08: 1786.46</w:t>
       </w:r>
     </w:p>
     <w:p>
@@ -16929,7 +16913,7 @@
         <w:pStyle w:val="ListBullet"/>
       </w:pPr>
       <w:r>
-        <w:t>icf: lift -0.02…-0.02 mm; rel. vel at K_p=1e5: 10 ms 0.000, 5 ms 0.083, 2 ms 0.202, 1 ms 0.269</w:t>
+        <w:t>icf: lift -0.02…-0.02 mm; rel. vel at K_p=1e5: 10 ms 0.000, 5 ms 0.083, 2 ms 0.204, 1 ms 0.276</w:t>
       </w:r>
     </w:p>
     <w:p>
@@ -16937,7 +16921,47 @@
         <w:pStyle w:val="ListBullet"/>
       </w:pPr>
       <w:r>
-        <w:t>icf-adaptive: lift -0.02…-0.02 mm; rel. vel at K_p=1e5: ε=0.1 0.083, ε=0.01 0.083, ε=0.001 0.083, ε=0.0001 0.255</w:t>
+        <w:t>icf-adaptive: lift -0.02…-0.02 mm; rel. vel at K_p=1e5: ε=0.1 0.083, ε=0.01 0.083, ε=0.001 0.083, ε=0.0001 0.265</w:t>
+      </w:r>
+    </w:p>
+    <w:p>
+      <w:pPr>
+        <w:pStyle w:val="Heading2"/>
+      </w:pPr>
+      <w:r>
+        <w:t>actuated regime throughput (heterogeneous worlds)</w:t>
+      </w:r>
+    </w:p>
+    <w:p>
+      <w:pPr>
+        <w:pStyle w:val="ListBullet"/>
+      </w:pPr>
+      <w:r>
+        <w:t>mujoco: N=64: 2.57 ms/boundary, 10 steps, N=256: 3.04 ms/boundary, 10 steps, N=1024: 3.58 ms/boundary, 10 steps, N=4096: 5.07 ms/boundary, 10 steps</w:t>
+      </w:r>
+    </w:p>
+    <w:p>
+      <w:pPr>
+        <w:pStyle w:val="ListBullet"/>
+      </w:pPr>
+      <w:r>
+        <w:t>mujoco-adaptive: N=64: 2.69 ms/boundary, 5.06 steps, N=256: 3.14 ms/boundary, 6.06 steps, N=1024: 5.98 ms/boundary, 7.43 steps, N=4096: 12.9 ms/boundary, 8.54 steps</w:t>
+      </w:r>
+    </w:p>
+    <w:p>
+      <w:pPr>
+        <w:pStyle w:val="ListBullet"/>
+      </w:pPr>
+      <w:r>
+        <w:t>icf: N=64: 1.99 ms/boundary, 10 steps, N=256: 2.31 ms/boundary, 10 steps, N=1024: 2.63 ms/boundary, 10 steps, N=4096: 3.52 ms/boundary, 10 steps</w:t>
+      </w:r>
+    </w:p>
+    <w:p>
+      <w:pPr>
+        <w:pStyle w:val="ListBullet"/>
+      </w:pPr>
+      <w:r>
+        <w:t>icf-adaptive: N=64: 0.884 ms/boundary, 1 steps, N=256: 1.02 ms/boundary, 1 steps, N=1024: 1.22 ms/boundary, 1 steps, N=4096: 1.59 ms/boundary, 1 steps</w:t>
       </w:r>
     </w:p>
     <w:sectPr>

--- a/paper/CENIC_working_notebook.docx
+++ b/paper/CENIC_working_notebook.docx
@@ -16,7 +16,7 @@
           <w:b w:val="0"/>
           <w:i/>
         </w:rPr>
-        <w:t>For: Marco. Purpose: everything about this project in one place, from zero background, so every gap the agents left can be seen and filled. Deadline 2026-09-01. Paper structure per ~/Documents/code/CLAUDE.md. Generated 2026-08-29 from the repositories, the results write-ups, the optimization ledger, the provenance audit, the literature review, the hardware brief and the memory files; every source is named where it is used.</w:t>
+        <w:t>For: Marco. Purpose: everything about this project in one place, from zero background, so every gap the agents left can be seen and filled. Deadline 2026-09-01. Paper structure per ~/Documents/code/CLAUDE.md. Generated 2026-08-29; Part 0, D1 and the audit entry B29 refreshed 2026-08-30 against the consolidated tree. Built from the repositories, the results write-ups, the optimization ledger, the provenance audit, the literature review, the hardware brief and the memory files; every source is named where it is used.</w:t>
       </w:r>
     </w:p>
     <w:p>
@@ -221,7 +221,7 @@
           </w:tcPr>
           <w:p>
             <w:r>
-              <w:t>parity/icf-march (HEAD e3f10240 2026-08-29)</w:t>
+              <w:t>parity/icf-march (HEAD 25cba204 2026-08-30)</w:t>
             </w:r>
           </w:p>
         </w:tc>
@@ -231,7 +231,7 @@
           </w:tcPr>
           <w:p>
             <w:r>
-              <w:t>SolverMuJoCoAdaptive, adaptive_boundary.py; the Part-1 bench suite scripts/bench/*; results in scripts/bench/results/{PART1.md, PART1_LITERATURE.md, figures/, tables/}</w:t>
+              <w:t>SolverMuJoCoAdaptive, adaptive_boundary.py (the Part-1 bench suite moved to icra2027/part1 on 08-30)</w:t>
             </w:r>
           </w:p>
         </w:tc>
@@ -305,7 +305,7 @@
           </w:tcPr>
           <w:p>
             <w:r>
-              <w:t>develop (HEAD d23f9b8cdc 2026-08-27)</w:t>
+              <w:t>develop (synced 2026-08-30)</w:t>
             </w:r>
           </w:p>
         </w:tc>
@@ -315,7 +315,7 @@
           </w:tcPr>
           <w:p>
             <w:r>
-              <w:t>the Part-2 tasks (trossen_mug_lift, _slide, _plate_rack, _flip), the Newton manager and solver plumbing, probes, campaign script, logs/rsl_rl runs, wandb/</w:t>
+              <w:t>the Part-2 tasks (trossen_mug_lift, _slide, _plate_rack, _mug_flip, _mug_tree; _mug_rack out of scope), the Newton manager and solver plumbing, probes, campaign script, logs/rsl_rl runs, wandb/</w:t>
             </w:r>
           </w:p>
         </w:tc>
@@ -327,7 +327,7 @@
           </w:tcPr>
           <w:p>
             <w:r>
-              <w:t>IsaacLabRubato</w:t>
+              <w:t>icra2027</w:t>
             </w:r>
           </w:p>
         </w:tc>
@@ -347,7 +347,7 @@
           </w:tcPr>
           <w:p>
             <w:r>
-              <w:t>—</w:t>
+              <w:t>main</w:t>
             </w:r>
           </w:p>
         </w:tc>
@@ -357,7 +357,7 @@
           </w:tcPr>
           <w:p>
             <w:r>
-              <w:t>the Python (.venv), tools/rubato_sweep harness, experiments/ drivers</w:t>
+              <w:t>the Python (.venv); part1/ (bench suite, scenes, results); paper/ (this package); part2/ (pointer into IsaacLab); tools/</w:t>
             </w:r>
           </w:p>
         </w:tc>
@@ -379,7 +379,7 @@
           </w:tcPr>
           <w:p>
             <w:r>
-              <w:t>this package (not a git repo)</w:t>
+              <w:t>symlink to icra2027/paper (inside the icra2027 git repo)</w:t>
             </w:r>
           </w:p>
         </w:tc>
@@ -389,7 +389,7 @@
           </w:tcPr>
           <w:p>
             <w:r>
-              <w:t>~/Documents/code/cenic-paper</w:t>
+              <w:t>~/Documents/code/cenic-paper → icra2027/paper</w:t>
             </w:r>
           </w:p>
         </w:tc>
@@ -399,7 +399,7 @@
           </w:tcPr>
           <w:p>
             <w:r>
-              <w:t>conference_101719.tex (IEEE template verbatim), main.tex (bare outline), figures/, references.bib, this notebook, notebook_sources/ (the two history reports), template_extras/ (IEEEtran HOWTO, ledger copy)</w:t>
+              <w:t>conference_101719.tex (IEEE template verbatim), main.tex (bare outline), figures/, references.bib, this notebook; the history reports moved to ~/Documents/code/cenic-paper-archive/notebook_sources/</w:t>
             </w:r>
           </w:p>
         </w:tc>
@@ -483,7 +483,7 @@
           </w:tcPr>
           <w:p>
             <w:r>
-              <w:t>at ICF-march parity since 2026-08-24 (elementary Drake law, exhaustion = divergence, absolute error test, two geometry queries per attempt); benches use march budget 4096</w:t>
+              <w:t>at ICF-march parity since 2026-08-24 (elementary Drake law, exhaustion = divergence, absolute error test, two geometry queries per attempt); benches use march budget 4096 (65536 on work-precision)</w:t>
             </w:r>
           </w:p>
         </w:tc>
@@ -579,7 +579,7 @@
           </w:tcPr>
           <w:p>
             <w:r>
-              <w:t>complete: 14 figures, 8 tables, PART1.md, literature review; all regenerable</w:t>
+              <w:t>complete: 24 figure PDFs, 8 tables, PART1.md, literature review; all regenerable; lives in icra2027/part1</w:t>
             </w:r>
           </w:p>
         </w:tc>
@@ -611,7 +611,7 @@
           </w:tcPr>
           <w:p>
             <w:r>
-              <w:t>slide, lift, plate, flip packages on the develop branch with the 08-27 per-task recipes; tree absent on disk</w:t>
+              <w:t>slide, lift, plate, flip, tree packages on the develop branch (flip redesigned 08-28/29; rack exists, out of scope)</w:t>
             </w:r>
           </w:p>
         </w:tc>
@@ -643,7 +643,7 @@
           </w:tcPr>
           <w:p>
             <w:r>
-              <w:t>encoded (trossen_campaign.sh, coefficient probe); K3wall and MuJoCo arms not yet run</w:t>
+              <w:t>LAUNCHED 2026-08-30 14:36: 35 runs (K1–K5 + adaptive + K5wall × 5 tasks), W&amp;B project icra2027; MuJoCo arms a separate pass</w:t>
             </w:r>
           </w:p>
         </w:tc>
@@ -737,7 +737,7 @@
         <w:pStyle w:val="ListBullet"/>
       </w:pPr>
       <w:r>
-        <w:t>Part 1: 14 committed figures + 8 tables + PART1.md (setup, protocol, captions, results) + PART1_LITERATURE.md — all regenerable from committed CSVs and scripts.</w:t>
+        <w:t>Part 1: 24 committed figure PDFs + 8 tables + PART1.md (setup, protocol, captions, results) + PART1_LITERATURE.md — all regenerable from committed CSVs and scripts.</w:t>
       </w:r>
     </w:p>
     <w:p>
@@ -753,7 +753,7 @@
         <w:pStyle w:val="ListBullet"/>
       </w:pPr>
       <w:r>
-        <w:t>Part 2: four task packages (lift, slide, plate, flip; no mug-on-tree package on disk), the campaign script, the current run directories under logs/rsl_rl (smoke* series) + W&amp;B project rubato-trossen, probes.</w:t>
+        <w:t>Part 2: five task packages in the campaign (lift, slide, plate, flip, tree; rack out of scope), the campaign script, the live campaign on W&amp;B project icra2027 (the smoke* series stays on rubato-trossen), probes.</w:t>
       </w:r>
     </w:p>
     <w:p>
@@ -1505,7 +1505,7 @@
         <w:pStyle w:val="Heading2"/>
       </w:pPr>
       <w:r>
-        <w:t>The bench harness (scripts/bench/four_arms.py)</w:t>
+        <w:t>The bench harness (part1/bench/four_arms.py)</w:t>
       </w:r>
     </w:p>
     <w:p>
@@ -1530,7 +1530,7 @@
         <w:pStyle w:val="ListBullet"/>
       </w:pPr>
       <w:r>
-        <w:t>Stack: IsaacLab fork (develop) on Newton via NewtonMJWarpManager; training with rsl_rl PPO; Python from ~/Documents/code/IsaacLabRubato/.venv (export VIRTUAL_ENV explicitly — isaaclab.sh resolves it first); W&amp;B project rubato-trossen + video every 300 iterations; watch the videos before judging a run; kill doomed runs early.</w:t>
+        <w:t>Stack: IsaacLab fork (develop) on Newton via NewtonMJWarpManager; training with rsl_rl PPO; Python from ~/Documents/code/icra2027/.venv (export VIRTUAL_ENV explicitly — isaaclab.sh resolves it first); W&amp;B project icra2027 for the campaign (smokes: rubato-trossen) + video every 300 env steps (~12.5 iterations); watch the videos before judging a run; kill doomed runs early.</w:t>
       </w:r>
     </w:p>
     <w:p>
@@ -1546,7 +1546,7 @@
         <w:pStyle w:val="ListBullet"/>
       </w:pPr>
       <w:r>
-        <w:t>Control: sim.dt 1/90 s, decimation 3 → 30 Hz policy; the campaign ladder K1 (1/30, 1) / K2 (1/60, 2) / K3 (1/90, 3) varies the fixed step at constant control rate; the adaptive arm marches the same 1/30 s boundary from a 1/90 s seed.</w:t>
+        <w:t>Control: sim.dt 1/90 s, decimation 3 → 30 Hz policy; the campaign ladder K1–K5 (1/30×1 … 1/150×5) varies the fixed step at constant control rate; the adaptive arm marches the same 1/30 s boundary from a 1/90 s seed (flip/tree pinned to 1/90×3 by explicit override).</w:t>
       </w:r>
     </w:p>
     <w:p>
@@ -1554,7 +1554,7 @@
         <w:pStyle w:val="ListBullet"/>
       </w:pPr>
       <w:r>
-        <w:t>Objects: LBM mug (raw triangle mesh in the tree; hull pending per the 08-25 ruling), plate (25 convex pieces), dish rack (raw mesh), table guard slab. Contact in MuJoCo terms: condim 6, solref (0.02, 1.0); friction mug 0.2, plate 0.3, pads 1.0, table 0.6. ICF contact: global IcfParams (stiffness from ICF_CONTACT_STIFFNESS — NOT exported by the campaign script; see B21 gap).</w:t>
+        <w:t>Objects: LBM mug (raw per-piece triangle meshes, fixed by decision in the shipped scene pass — no hull), plate (25 convex pieces), dish rack (raw mesh), table guard slab. Contact in MuJoCo terms: condim 6, solref (0.02, 1.0); friction mug 0.2, plate 0.3, pads 1.0, table 0.6. ICF contact: global IcfParams (stiffness from ICF_CONTACT_STIFFNESS — NOT exported by the campaign script; see B21 gap).</w:t>
       </w:r>
     </w:p>
     <w:p>
@@ -1562,7 +1562,7 @@
         <w:pStyle w:val="ListBullet"/>
       </w:pPr>
       <w:r>
-        <w:t>Tasks on disk: lift (IsaacContrib-Lift-Mug-Trossen-v0), slide (…-Slide-Mug-…; moving goal at 0.20 m/s), plate (…-PlatePick-…), flip (…-Flip-Mug-…). Mug-on-tree: no package. Per-task exploration recipe is 'the law' (d23f9b8cdc): lift init_std 0.5 / range (0.05, 1.5), arm scale 0.1, gripper 0.05; slide and plate 1.5 / (0.05, 3.0), wide arm scale {0.5, 1.0, 1.5}, gripper 0.15; flip 1.0 / (0.05, 2.5). Entropy coefficient 0.006 everywhere; lr 1e-4 adaptive; 8192 envs in the configs, 2048 in the campaign; seed 42.</w:t>
+        <w:t>Tasks on disk: lift (IsaacContrib-Lift-Mug-Trossen-v0), slide (…-Slide-Mug-…; moving goal at 0.20 m/s), plate (…-PlatePick-…), flip (…-Flip-Mug-…), tree (…-MugHang-…). Per-task exploration recipe is 'the law' (d23f9b8cdc): lift init_std 0.5 / range (0.05, 1.5), arm scale 0.1, gripper 0.05; slide and plate 1.5 / (0.05, 3.0), wide arm scale {0.5, 1.0, 1.5}, gripper 0.15; flip per-dim init_std [0.12, 0.12, 0.12, 0.40, 0.05, 0.50, 0.30, 0.30], scalar 0.05 / (0.05, 2.5) (08-28/29 redesign); tree 0.5 / (0.05, 3.0), arm {0.5, 1.0}, gripper 0.05. Entropy 0.006 except flip/tree 0.0; lr 1e-4 adaptive; 8192 envs in the configs, 2048 in the campaign; seed 42.</w:t>
       </w:r>
     </w:p>
     <w:p>
@@ -1570,7 +1570,7 @@
         <w:pStyle w:val="ListBullet"/>
       </w:pPr>
       <w:r>
-        <w:t>Shared success gate: object within 5 cm of the goal, tilt ≤ acos(0.87), held 30 consecutive steps (lift/plate/flip); slide: tracked ≥ 95 % of steps within the moving-goal band (since 2015428e19). Terminations: robot_abnormal (joint vel &gt; 25), physics_diverged, time_out, object_off_table (slide/flip); early_termination reward −50 (bc8e951e89: 'the policy learns to crush the mug until the solve breaks').</w:t>
+        <w:t>Shared success gate: object within 5 cm of the goal, tilt ≤ acos(0.87), held 30 consecutive steps (lift/plate/flip); slide: tracked ≥ 95 % of steps against the FINAL target's gates (since 2015428e19). Terminations: robot_abnormal (joint vel &gt; 25), physics_diverged, time_out, object_off_table (slide/flip); early_termination reward −50 (bc8e951e89: 'the policy learns to crush the mug until the solve breaks').</w:t>
       </w:r>
     </w:p>
     <w:p>
@@ -6032,7 +6032,7 @@
           <w:b w:val="0"/>
           <w:i w:val="0"/>
         </w:rPr>
-        <w:t>No task package, config, asset or run exists under source/, scripts/ or IsaacLabRubato (grep tree/MugTree: nothing).</w:t>
+        <w:t>No task package, config, asset or run exists under source/, scripts/ or icra2027 (grep tree/MugTree: nothing).</w:t>
       </w:r>
     </w:p>
     <w:p>
@@ -6938,16 +6938,11 @@
     </w:tbl>
     <w:p/>
     <w:p>
-      <w:r>
-        <w:br w:type="page"/>
-      </w:r>
-    </w:p>
-    <w:p>
-      <w:pPr>
-        <w:pStyle w:val="Title"/>
-      </w:pPr>
-      <w:r>
-        <w:t>Part C — The paper, section by section</w:t>
+      <w:pPr>
+        <w:pStyle w:val="Heading1"/>
+      </w:pPr>
+      <w:r>
+        <w:t>B29. 2026-08-30 audit — corrections and supersessions (overrides any earlier B/D number that disagrees)</w:t>
       </w:r>
     </w:p>
     <w:p>
@@ -6956,46 +6951,7 @@
           <w:b w:val="0"/>
           <w:i/>
         </w:rPr>
-        <w:t>Write the purpose sentence first; answer the questions in your words; pull numbers only from Part D; tick the boxes. Nothing here is text for the paper.</w:t>
-      </w:r>
-    </w:p>
-    <w:p>
-      <w:pPr>
-        <w:pStyle w:val="Heading1"/>
-      </w:pPr>
-      <w:r>
-        <w:t>I. Introduction / Motivation</w:t>
-      </w:r>
-    </w:p>
-    <w:p>
-      <w:pPr>
-        <w:pStyle w:val="Heading2"/>
-      </w:pPr>
-      <w:r>
-        <w:t>Introduction</w:t>
-      </w:r>
-    </w:p>
-    <w:p>
-      <w:r>
-        <w:rPr>
-          <w:b/>
-          <w:i w:val="0"/>
-        </w:rPr>
-        <w:t xml:space="preserve">Purpose (one sentence, yours): </w:t>
-      </w:r>
-    </w:p>
-    <w:p>
-      <w:r>
-        <w:t>_______________________________________________________________________________________________</w:t>
-      </w:r>
-    </w:p>
-    <w:p>
-      <w:r>
-        <w:rPr>
-          <w:b/>
-          <w:i w:val="0"/>
-        </w:rPr>
-        <w:t>Questions this section has to answer:</w:t>
+        <w:t>Three verification passes ran against the standing chain-v3 CSVs, the instantiated task configs and the public bibliographic record. The generated tables (results_tables, part1_table1, key numbers) regenerate byte-identical from the CSVs; every error found was in hand-written prose. D1 above is refreshed; the corrections that touch dated entries:</w:t>
       </w:r>
     </w:p>
     <w:p>
@@ -7003,7 +6959,7 @@
         <w:pStyle w:val="ListBullet"/>
       </w:pPr>
       <w:r>
-        <w:t>What does a fixed step do to stiff contact that a learner then exploits? (A1, B12, B20)</w:t>
+        <w:t>EC-vs-fixed on the consistency bench was attributed to the WRONG ARM in B9/D1/PART1_LITERATURE: measured, ICF error control sits AT its fixed ladder (1.01-1.14x at matched cost) and MuJoCo error control undercuts its own fixed line 2-3x at tight tolerance.</w:t>
       </w:r>
     </w:p>
     <w:p>
@@ -7011,7 +6967,7 @@
         <w:pStyle w:val="ListBullet"/>
       </w:pPr>
       <w:r>
-        <w:t>Why is CENIC the right fix and what was missing to use it for robot learning? (A5–A6)</w:t>
+        <w:t>Ball rebounds (B4): 11 at dt &lt;= 50 us, 12 at 0.1 ms, 13/21 at 0.2/0.5 ms (chatter miscounts at barely-resolved impacts).</w:t>
       </w:r>
     </w:p>
     <w:p>
@@ -7019,7 +6975,7 @@
         <w:pStyle w:val="ListBullet"/>
       </w:pPr>
       <w:r>
-        <w:t>What exactly is new vs CENIC? (A7: GPU, per-world, boundaries, speed)</w:t>
+        <w:t>Newton tolerance (B14): wall moves &lt;= 5 % only at 1024-4096 worlds; the 64-world 1 ms cells rise ~30 %.</w:t>
       </w:r>
     </w:p>
     <w:p>
@@ -7027,16 +6983,7 @@
         <w:pStyle w:val="ListBullet"/>
       </w:pPr>
       <w:r>
-        <w:t>What is the one experiment the reader should remember? (B1, B20)</w:t>
-      </w:r>
-    </w:p>
-    <w:p>
-      <w:r>
-        <w:rPr>
-          <w:b/>
-          <w:i w:val="0"/>
-        </w:rPr>
-        <w:t>Evidence on hand (pointers):</w:t>
+        <w:t>Actuated (B12): ICF tip penetration reaches 0.41 mm (six cells above 0.25); ICF chatter at K_p=1e6 tops at 0.30 m/s (0.36 is a MuJoCo cell); MuJoCo stable-cell lift at 1e5 spans 3.8-21 mm.</w:t>
       </w:r>
     </w:p>
     <w:p>
@@ -7044,7 +6991,7 @@
         <w:pStyle w:val="ListBullet"/>
       </w:pPr>
       <w:r>
-        <w:t>CENIC Sec. I for cadence</w:t>
+        <w:t>Work-precision march budget (B5/A7): the committed wp CSVs ran at max_substeps 65536 (4096 is the ball/actuated budget); exhausted_frac 0 everywhere either way.</w:t>
       </w:r>
     </w:p>
     <w:p>
@@ -7052,7 +6999,7 @@
         <w:pStyle w:val="ListBullet"/>
       </w:pPr>
       <w:r>
-        <w:t>PART1_LITERATURE.md Theme D (artifact exploits: Cheney 2013, Factory 2022)</w:t>
+        <w:t>Soft-clutter solref conversion (B13/F3): (0.1 s, zeta 0.32) - (1 ms, 3.16) is hard clutter only; the standing soft calibration is tau = 31.8 ms at its own anchor, realized ratio 1.00.</w:t>
       </w:r>
     </w:p>
     <w:p>
@@ -7060,41 +7007,68 @@
         <w:pStyle w:val="ListBullet"/>
       </w:pPr>
       <w:r>
-        <w:t>CLAUDE.md Goal</w:t>
-      </w:r>
-    </w:p>
-    <w:p>
-      <w:r>
-        <w:rPr>
-          <w:b/>
-          <w:i w:val="0"/>
-        </w:rPr>
-        <w:t>Your notes / draft:</w:t>
-      </w:r>
-    </w:p>
-    <w:p>
-      <w:r>
-        <w:t>_______________________________________________________________________________________________</w:t>
-      </w:r>
-    </w:p>
-    <w:p>
-      <w:r>
-        <w:t>_______________________________________________________________________________________________</w:t>
-      </w:r>
-    </w:p>
-    <w:p>
-      <w:r>
-        <w:t>_______________________________________________________________________________________________</w:t>
-      </w:r>
-    </w:p>
-    <w:p>
-      <w:r>
-        <w:t>_______________________________________________________________________________________________</w:t>
-      </w:r>
-    </w:p>
-    <w:p>
-      <w:r>
-        <w:t>_______________________________________________________________________________________________</w:t>
+        <w:t>B8's first-bullet scaling numbers and 'spread &lt; 1 % at every N' were stale: standing values 90.8/2290/3960/11,100 ms per boundary at 2^13 (hard), spread up to ~12 % at small N.</w:t>
+      </w:r>
+    </w:p>
+    <w:p>
+      <w:pPr>
+        <w:pStyle w:val="ListBullet"/>
+      </w:pPr>
+      <w:r>
+        <w:t>B21's 'adaptive ladder run stopped at 600/1000' matches no run on disk - treat as misremembered until a run name is produced.</w:t>
+      </w:r>
+    </w:p>
+    <w:p>
+      <w:pPr>
+        <w:pStyle w:val="ListBullet"/>
+      </w:pPr>
+      <w:r>
+        <w:t>Campaign as launched 2026-08-30 14:36 (supersedes B17's design): 35 runs = five tasks (slide, lift, plate, flip, tree) x (K1-K5 + adaptive + K5wall), W&amp;B project icra2027, tags exp/&lt;task&gt; + exp/&lt;rung&gt;_dt&lt;ms&gt;; flip/tree adaptive pinned to 1/90x3; K5wall runs at K5's step for the adaptive run's wall budget (step-override bug found and fixed the same day, no wrong run executed).</w:t>
+      </w:r>
+    </w:p>
+    <w:p>
+      <w:pPr>
+        <w:pStyle w:val="ListBullet"/>
+      </w:pPr>
+      <w:r>
+        <w:t>Flip recipe in the campaign (supersedes B23): 7-stage FSM economy, divergence fine -8 inside it, per-dim init_std scalar 0.05 / (0.05, 2.5), entropy 0, gamma 0.99, obs-norm on, zero-init head, 8 s episodes. Tree: hang FSM (STAGE_C 4.0, paid success bonus 100 - the FSM's 200 constant lives only in the anti-farming assert), init_std 0.5 / (0.05, 3.0), arm scale {0.5 x3, 1.0 x3}, gripper 0.05; divergence exits on tree are UNPRICED (fine covers robot_abnormal only) - open question for Marco.</w:t>
+      </w:r>
+    </w:p>
+    <w:p>
+      <w:pPr>
+        <w:pStyle w:val="ListBullet"/>
+      </w:pPr>
+      <w:r>
+        <w:t>Representation, measured in the shipped cfgs: the mug is raw per-piece TRIANGLE MESHES in all four mug tasks (fixed by decision in the scene pass); plate = per-piece hulls; dishrack = raw mesh; tree = capsule branches + hull trunk. The 08-25 'hulls everywhere' ruling text is superseded.</w:t>
+      </w:r>
+    </w:p>
+    <w:p>
+      <w:pPr>
+        <w:pStyle w:val="ListBullet"/>
+      </w:pPr>
+      <w:r>
+        <w:t>Paths: the bench suite and scenes moved to icra2027/part1/{bench,scenes} (every 'newton-adaptive/scripts/bench' reference in B is the pre-08-30 address); cenic-paper is now a symlink to icra2027/paper; the history reports live in cenic-paper-archive/notebook_sources/.</w:t>
+      </w:r>
+    </w:p>
+    <w:p>
+      <w:pPr>
+        <w:pStyle w:val="ListBullet"/>
+      </w:pPr>
+      <w:r>
+        <w:t>References: all 36 bib entries verified against the public record - none hallucinated; drake14694's real title is 'Implicit PD control in MultibodyPlant' (a stiff-PD issue, consistent with B12's use; refile out of Error-controlled integration or swap for #11132).</w:t>
+      </w:r>
+    </w:p>
+    <w:p>
+      <w:r>
+        <w:br w:type="page"/>
+      </w:r>
+    </w:p>
+    <w:p>
+      <w:pPr>
+        <w:pStyle w:val="Title"/>
+      </w:pPr>
+      <w:r>
+        <w:t>Part C — The paper, section by section</w:t>
       </w:r>
     </w:p>
     <w:p>
@@ -7103,7 +7077,7 @@
           <w:b w:val="0"/>
           <w:i/>
         </w:rPr>
-        <w:t>Status:  ☐ outlined   ☐ drafted   ☐ figures placed   ☐ read by Vince   ☐ done</w:t>
+        <w:t>Write the purpose sentence first; answer the questions in your words; pull numbers only from Part D; tick the boxes. Nothing here is text for the paper.</w:t>
       </w:r>
     </w:p>
     <w:p>
@@ -7111,7 +7085,7 @@
         <w:pStyle w:val="Heading1"/>
       </w:pPr>
       <w:r>
-        <w:t>II. Background</w:t>
+        <w:t>I. Introduction / Motivation</w:t>
       </w:r>
     </w:p>
     <w:p>
@@ -7119,7 +7093,7 @@
         <w:pStyle w:val="Heading2"/>
       </w:pPr>
       <w:r>
-        <w:t>Compliant contact and convex solvers</w:t>
+        <w:t>Introduction</w:t>
       </w:r>
     </w:p>
     <w:p>
@@ -7150,7 +7124,7 @@
         <w:pStyle w:val="ListBullet"/>
       </w:pPr>
       <w:r>
-        <w:t>MuJoCo's solref and the clamp (A3, Appendix F)</w:t>
+        <w:t>What does a fixed step do to stiff contact that a learner then exploits? (A1, B12, B20)</w:t>
       </w:r>
     </w:p>
     <w:p>
@@ -7158,7 +7132,23 @@
         <w:pStyle w:val="ListBullet"/>
       </w:pPr>
       <w:r>
-        <w:t>ICF and why convexity matters (A4)</w:t>
+        <w:t>Why is CENIC the right fix and what was missing to use it for robot learning? (A5–A6)</w:t>
+      </w:r>
+    </w:p>
+    <w:p>
+      <w:pPr>
+        <w:pStyle w:val="ListBullet"/>
+      </w:pPr>
+      <w:r>
+        <w:t>What exactly is new vs CENIC? (A7: GPU, per-world, boundaries, speed)</w:t>
+      </w:r>
+    </w:p>
+    <w:p>
+      <w:pPr>
+        <w:pStyle w:val="ListBullet"/>
+      </w:pPr>
+      <w:r>
+        <w:t>What is the one experiment the reader should remember? (B1, B20)</w:t>
       </w:r>
     </w:p>
     <w:p>
@@ -7175,7 +7165,7 @@
         <w:pStyle w:val="ListBullet"/>
       </w:pPr>
       <w:r>
-        <w:t>tables/mujoco_stiffness_probe.md</w:t>
+        <w:t>CENIC Sec. I for cadence</w:t>
       </w:r>
     </w:p>
     <w:p>
@@ -7183,7 +7173,7 @@
         <w:pStyle w:val="ListBullet"/>
       </w:pPr>
       <w:r>
-        <w:t>CENIC Sec. II-E, IV</w:t>
+        <w:t>PART1_LITERATURE.md Theme D (artifact exploits: Cheney 2013, Factory 2022)</w:t>
       </w:r>
     </w:p>
     <w:p>
@@ -7191,7 +7181,7 @@
         <w:pStyle w:val="ListBullet"/>
       </w:pPr>
       <w:r>
-        <w:t>references todorov2014, sap, icf</w:t>
+        <w:t>CLAUDE.md Goal</w:t>
       </w:r>
     </w:p>
     <w:p>
@@ -7239,10 +7229,18 @@
     </w:p>
     <w:p>
       <w:pPr>
+        <w:pStyle w:val="Heading1"/>
+      </w:pPr>
+      <w:r>
+        <w:t>II. Background</w:t>
+      </w:r>
+    </w:p>
+    <w:p>
+      <w:pPr>
         <w:pStyle w:val="Heading2"/>
       </w:pPr>
       <w:r>
-        <w:t>Error-controlled integration for contact (CENIC)</w:t>
+        <w:t>Compliant contact and convex solvers</w:t>
       </w:r>
     </w:p>
     <w:p>
@@ -7273,7 +7271,7 @@
         <w:pStyle w:val="ListBullet"/>
       </w:pPr>
       <w:r>
-        <w:t>Step doubling, the norm, the constants (A5)</w:t>
+        <w:t>MuJoCo's solref and the clamp (A3, Appendix F)</w:t>
       </w:r>
     </w:p>
     <w:p>
@@ -7281,7 +7279,7 @@
         <w:pStyle w:val="ListBullet"/>
       </w:pPr>
       <w:r>
-        <w:t>Reporting standard (Theme C)</w:t>
+        <w:t>ICF and why convexity matters (A4)</w:t>
       </w:r>
     </w:p>
     <w:p>
@@ -7298,7 +7296,23 @@
         <w:pStyle w:val="ListBullet"/>
       </w:pPr>
       <w:r>
-        <w:t>CENIC Sec. II-C, V, VII, Table III</w:t>
+        <w:t>tables/mujoco_stiffness_probe.md</w:t>
+      </w:r>
+    </w:p>
+    <w:p>
+      <w:pPr>
+        <w:pStyle w:val="ListBullet"/>
+      </w:pPr>
+      <w:r>
+        <w:t>CENIC Sec. II-E, IV</w:t>
+      </w:r>
+    </w:p>
+    <w:p>
+      <w:pPr>
+        <w:pStyle w:val="ListBullet"/>
+      </w:pPr>
+      <w:r>
+        <w:t>references todorov2014, sap, icf</w:t>
       </w:r>
     </w:p>
     <w:p>
@@ -7349,7 +7363,7 @@
         <w:pStyle w:val="Heading2"/>
       </w:pPr>
       <w:r>
-        <w:t>GPU simulation for robot learning</w:t>
+        <w:t>Error-controlled integration for contact (CENIC)</w:t>
       </w:r>
     </w:p>
     <w:p>
@@ -7380,7 +7394,15 @@
         <w:pStyle w:val="ListBullet"/>
       </w:pPr>
       <w:r>
-        <w:t>What RL imposes; why per-world adaptivity is not free (A6)</w:t>
+        <w:t>Step doubling, the norm, the constants (A5)</w:t>
+      </w:r>
+    </w:p>
+    <w:p>
+      <w:pPr>
+        <w:pStyle w:val="ListBullet"/>
+      </w:pPr>
+      <w:r>
+        <w:t>Reporting standard (Theme C)</w:t>
       </w:r>
     </w:p>
     <w:p>
@@ -7397,7 +7419,7 @@
         <w:pStyle w:val="ListBullet"/>
       </w:pPr>
       <w:r>
-        <w:t>Theme D references</w:t>
+        <w:t>CENIC Sec. II-C, V, VII, Table III</w:t>
       </w:r>
     </w:p>
     <w:p>
@@ -7445,18 +7467,10 @@
     </w:p>
     <w:p>
       <w:pPr>
-        <w:pStyle w:val="Heading1"/>
-      </w:pPr>
-      <w:r>
-        <w:t>III. CENIC on the GPU — implementation and speed</w:t>
-      </w:r>
-    </w:p>
-    <w:p>
-      <w:pPr>
         <w:pStyle w:val="Heading2"/>
       </w:pPr>
       <w:r>
-        <w:t>Inner steps between fixed boundaries</w:t>
+        <w:t>GPU simulation for robot learning</w:t>
       </w:r>
     </w:p>
     <w:p>
@@ -7487,7 +7501,16 @@
         <w:pStyle w:val="ListBullet"/>
       </w:pPr>
       <w:r>
-        <w:t>Per world / per batch / on the host (A7)</w:t>
+        <w:t>What RL imposes; why per-world adaptivity is not free (A6)</w:t>
+      </w:r>
+    </w:p>
+    <w:p>
+      <w:r>
+        <w:rPr>
+          <w:b/>
+          <w:i w:val="0"/>
+        </w:rPr>
+        <w:t>Evidence on hand (pointers):</w:t>
       </w:r>
     </w:p>
     <w:p>
@@ -7495,48 +7518,7 @@
         <w:pStyle w:val="ListBullet"/>
       </w:pPr>
       <w:r>
-        <w:t>Landing on the boundary; δt_min/init/max</w:t>
-      </w:r>
-    </w:p>
-    <w:p>
-      <w:pPr>
-        <w:pStyle w:val="ListBullet"/>
-      </w:pPr>
-      <w:r>
-        <w:t>Exhausted or diverged worlds</w:t>
-      </w:r>
-    </w:p>
-    <w:p>
-      <w:r>
-        <w:rPr>
-          <w:b/>
-          <w:i w:val="0"/>
-        </w:rPr>
-        <w:t>Evidence on hand (pointers):</w:t>
-      </w:r>
-    </w:p>
-    <w:p>
-      <w:pPr>
-        <w:pStyle w:val="ListBullet"/>
-      </w:pPr>
-      <w:r>
-        <w:t>solver docstrings (A7)</w:t>
-      </w:r>
-    </w:p>
-    <w:p>
-      <w:pPr>
-        <w:pStyle w:val="ListBullet"/>
-      </w:pPr>
-      <w:r>
-        <w:t>four_arms.py</w:t>
-      </w:r>
-    </w:p>
-    <w:p>
-      <w:pPr>
-        <w:pStyle w:val="ListBullet"/>
-      </w:pPr>
-      <w:r>
-        <w:t>a schematic figure — NOT MADE</w:t>
+        <w:t>Theme D references</w:t>
       </w:r>
     </w:p>
     <w:p>
@@ -7584,10 +7566,18 @@
     </w:p>
     <w:p>
       <w:pPr>
+        <w:pStyle w:val="Heading1"/>
+      </w:pPr>
+      <w:r>
+        <w:t>III. CENIC on the GPU — implementation and speed</w:t>
+      </w:r>
+    </w:p>
+    <w:p>
+      <w:pPr>
         <w:pStyle w:val="Heading2"/>
       </w:pPr>
       <w:r>
-        <w:t>Error estimate and step selection on the device</w:t>
+        <w:t>Inner steps between fixed boundaries</w:t>
       </w:r>
     </w:p>
     <w:p>
@@ -7618,7 +7608,7 @@
         <w:pStyle w:val="ListBullet"/>
       </w:pPr>
       <w:r>
-        <w:t>Three solves, two queries (A5, A7)</w:t>
+        <w:t>Per world / per batch / on the host (A7)</w:t>
       </w:r>
     </w:p>
     <w:p>
@@ -7626,7 +7616,7 @@
         <w:pStyle w:val="ListBullet"/>
       </w:pPr>
       <w:r>
-        <w:t>Newton tolerance rule (B14)</w:t>
+        <w:t>Landing on the boundary; δt_min/init/max</w:t>
       </w:r>
     </w:p>
     <w:p>
@@ -7634,7 +7624,7 @@
         <w:pStyle w:val="ListBullet"/>
       </w:pPr>
       <w:r>
-        <w:t>Contact budgets (B16)</w:t>
+        <w:t>Exhausted or diverged worlds</w:t>
       </w:r>
     </w:p>
     <w:p>
@@ -7651,7 +7641,7 @@
         <w:pStyle w:val="ListBullet"/>
       </w:pPr>
       <w:r>
-        <w:t>tables/newton_tolerance_probe.md</w:t>
+        <w:t>solver docstrings (A7)</w:t>
       </w:r>
     </w:p>
     <w:p>
@@ -7659,7 +7649,15 @@
         <w:pStyle w:val="ListBullet"/>
       </w:pPr>
       <w:r>
-        <w:t>PART1.md 'Contact budgets'</w:t>
+        <w:t>four_arms.py</w:t>
+      </w:r>
+    </w:p>
+    <w:p>
+      <w:pPr>
+        <w:pStyle w:val="ListBullet"/>
+      </w:pPr>
+      <w:r>
+        <w:t>a schematic figure — NOT MADE</w:t>
       </w:r>
     </w:p>
     <w:p>
@@ -7710,7 +7708,7 @@
         <w:pStyle w:val="Heading2"/>
       </w:pPr>
       <w:r>
-        <w:t>Speed optimizations (contribution 3)</w:t>
+        <w:t>Error estimate and step selection on the device</w:t>
       </w:r>
     </w:p>
     <w:p>
@@ -7741,7 +7739,7 @@
         <w:pStyle w:val="ListBullet"/>
       </w:pPr>
       <w:r>
-        <w:t>Each mechanism in force in the ICF and MuJoCo arms, with a before/after number (Appendix G)</w:t>
+        <w:t>Three solves, two queries (A5, A7)</w:t>
       </w:r>
     </w:p>
     <w:p>
@@ -7749,7 +7747,15 @@
         <w:pStyle w:val="ListBullet"/>
       </w:pPr>
       <w:r>
-        <w:t>The one probe still missing</w:t>
+        <w:t>Newton tolerance rule (B14)</w:t>
+      </w:r>
+    </w:p>
+    <w:p>
+      <w:pPr>
+        <w:pStyle w:val="ListBullet"/>
+      </w:pPr>
+      <w:r>
+        <w:t>Contact budgets (B16)</w:t>
       </w:r>
     </w:p>
     <w:p>
@@ -7766,7 +7772,7 @@
         <w:pStyle w:val="ListBullet"/>
       </w:pPr>
       <w:r>
-        <w:t>ledger copy in template_extras/</w:t>
+        <w:t>tables/newton_tolerance_probe.md</w:t>
       </w:r>
     </w:p>
     <w:p>
@@ -7774,7 +7780,7 @@
         <w:pStyle w:val="ListBullet"/>
       </w:pPr>
       <w:r>
-        <w:t>tables/march_cost.md</w:t>
+        <w:t>PART1.md 'Contact budgets'</w:t>
       </w:r>
     </w:p>
     <w:p>
@@ -7822,18 +7828,10 @@
     </w:p>
     <w:p>
       <w:pPr>
-        <w:pStyle w:val="Heading1"/>
-      </w:pPr>
-      <w:r>
-        <w:t>IV. Results I — pure solver</w:t>
-      </w:r>
-    </w:p>
-    <w:p>
-      <w:pPr>
         <w:pStyle w:val="Heading2"/>
       </w:pPr>
       <w:r>
-        <w:t>Setup</w:t>
+        <w:t>Speed optimizations (contribution 3)</w:t>
       </w:r>
     </w:p>
     <w:p>
@@ -7864,7 +7862,7 @@
         <w:pStyle w:val="ListBullet"/>
       </w:pPr>
       <w:r>
-        <w:t>Paper's vs assumed parameters (B2)</w:t>
+        <w:t>Each mechanism in force in the ICF and MuJoCo arms, with a before/after number (Appendix G)</w:t>
       </w:r>
     </w:p>
     <w:p>
@@ -7872,7 +7870,7 @@
         <w:pStyle w:val="ListBullet"/>
       </w:pPr>
       <w:r>
-        <w:t>MuJoCo calibration and the soft-clutter offset (B13, B3)</w:t>
+        <w:t>The one probe still missing</w:t>
       </w:r>
     </w:p>
     <w:p>
@@ -7889,7 +7887,7 @@
         <w:pStyle w:val="ListBullet"/>
       </w:pPr>
       <w:r>
-        <w:t>cenic_scenes.py</w:t>
+        <w:t>ledger copy in template_extras/</w:t>
       </w:r>
     </w:p>
     <w:p>
@@ -7897,7 +7895,7 @@
         <w:pStyle w:val="ListBullet"/>
       </w:pPr>
       <w:r>
-        <w:t>figures/scenes.pdf</w:t>
+        <w:t>tables/march_cost.md</w:t>
       </w:r>
     </w:p>
     <w:p>
@@ -7945,10 +7943,18 @@
     </w:p>
     <w:p>
       <w:pPr>
+        <w:pStyle w:val="Heading1"/>
+      </w:pPr>
+      <w:r>
+        <w:t>IV. Results I — pure solver</w:t>
+      </w:r>
+    </w:p>
+    <w:p>
+      <w:pPr>
         <w:pStyle w:val="Heading2"/>
       </w:pPr>
       <w:r>
-        <w:t>Realized stiffness</w:t>
+        <w:t>Setup</w:t>
       </w:r>
     </w:p>
     <w:p>
@@ -7979,7 +7985,15 @@
         <w:pStyle w:val="ListBullet"/>
       </w:pPr>
       <w:r>
-        <w:t>What each solver realizes at 10 ms / 1 ms / EC (B3)</w:t>
+        <w:t>Paper's vs assumed parameters (B2)</w:t>
+      </w:r>
+    </w:p>
+    <w:p>
+      <w:pPr>
+        <w:pStyle w:val="ListBullet"/>
+      </w:pPr>
+      <w:r>
+        <w:t>MuJoCo calibration and the soft-clutter offset (B13, B3)</w:t>
       </w:r>
     </w:p>
     <w:p>
@@ -7996,7 +8010,15 @@
         <w:pStyle w:val="ListBullet"/>
       </w:pPr>
       <w:r>
-        <w:t>figures/stiffness_sweep.pdf</w:t>
+        <w:t>cenic_scenes.py</w:t>
+      </w:r>
+    </w:p>
+    <w:p>
+      <w:pPr>
+        <w:pStyle w:val="ListBullet"/>
+      </w:pPr>
+      <w:r>
+        <w:t>figures/scenes.pdf</w:t>
       </w:r>
     </w:p>
     <w:p>
@@ -8047,7 +8069,7 @@
         <w:pStyle w:val="Heading2"/>
       </w:pPr>
       <w:r>
-        <w:t>Energy convergence</w:t>
+        <w:t>Realized stiffness</w:t>
       </w:r>
     </w:p>
     <w:p>
@@ -8078,7 +8100,7 @@
         <w:pStyle w:val="ListBullet"/>
       </w:pPr>
       <w:r>
-        <w:t>Orders; the honest ordering; the MuJoCo-EC gain (B4)</w:t>
+        <w:t>What each solver realizes at 10 ms / 1 ms / EC (B3)</w:t>
       </w:r>
     </w:p>
     <w:p>
@@ -8095,7 +8117,7 @@
         <w:pStyle w:val="ListBullet"/>
       </w:pPr>
       <w:r>
-        <w:t>figures/ball_energy.pdf, ball_workprecision.pdf</w:t>
+        <w:t>figures/stiffness_sweep.pdf</w:t>
       </w:r>
     </w:p>
     <w:p>
@@ -8146,7 +8168,7 @@
         <w:pStyle w:val="Heading2"/>
       </w:pPr>
       <w:r>
-        <w:t>Work-precision</w:t>
+        <w:t>Energy convergence</w:t>
       </w:r>
     </w:p>
     <w:p>
@@ -8177,7 +8199,7 @@
         <w:pStyle w:val="ListBullet"/>
       </w:pPr>
       <w:r>
-        <w:t>Cost vs requested accuracy; per-attempt cost (B5, B15)</w:t>
+        <w:t>Orders; the honest ordering; the MuJoCo-EC gain (B4)</w:t>
       </w:r>
     </w:p>
     <w:p>
@@ -8194,7 +8216,7 @@
         <w:pStyle w:val="ListBullet"/>
       </w:pPr>
       <w:r>
-        <w:t>figures/workprecision.pdf, speed_bars.pdf; tables/part1_table1.md</w:t>
+        <w:t>figures/ball_energy.pdf, ball_workprecision.pdf</w:t>
       </w:r>
     </w:p>
     <w:p>
@@ -8245,7 +8267,7 @@
         <w:pStyle w:val="Heading2"/>
       </w:pPr>
       <w:r>
-        <w:t>Contact artifacts vs cost</w:t>
+        <w:t>Work-precision</w:t>
       </w:r>
     </w:p>
     <w:p>
@@ -8276,7 +8298,7 @@
         <w:pStyle w:val="ListBullet"/>
       </w:pPr>
       <w:r>
-        <w:t>Cheapest artifact-free per arm; who ejects (B6)</w:t>
+        <w:t>Cost vs requested accuracy; per-attempt cost (B5, B15)</w:t>
       </w:r>
     </w:p>
     <w:p>
@@ -8293,7 +8315,7 @@
         <w:pStyle w:val="ListBullet"/>
       </w:pPr>
       <w:r>
-        <w:t>figures/artifacts.pdf</w:t>
+        <w:t>figures/workprecision.pdf, speed_bars.pdf; tables/part1_table1.md</w:t>
       </w:r>
     </w:p>
     <w:p>
@@ -8344,7 +8366,7 @@
         <w:pStyle w:val="Heading2"/>
       </w:pPr>
       <w:r>
-        <w:t>Error control pays when something happens</w:t>
+        <w:t>Contact artifacts vs cost</w:t>
       </w:r>
     </w:p>
     <w:p>
@@ -8375,7 +8397,7 @@
         <w:pStyle w:val="ListBullet"/>
       </w:pPr>
       <w:r>
-        <w:t>Where the saving is (B7)</w:t>
+        <w:t>Cheapest artifact-free per arm; who ejects (B6)</w:t>
       </w:r>
     </w:p>
     <w:p>
@@ -8392,7 +8414,7 @@
         <w:pStyle w:val="ListBullet"/>
       </w:pPr>
       <w:r>
-        <w:t>figures/realtime_trace_n64.pdf</w:t>
+        <w:t>figures/artifacts.pdf</w:t>
       </w:r>
     </w:p>
     <w:p>
@@ -8443,7 +8465,7 @@
         <w:pStyle w:val="Heading2"/>
       </w:pPr>
       <w:r>
-        <w:t>Measured error vs cost</w:t>
+        <w:t>Error control pays when something happens</w:t>
       </w:r>
     </w:p>
     <w:p>
@@ -8474,7 +8496,7 @@
         <w:pStyle w:val="ListBullet"/>
       </w:pPr>
       <w:r>
-        <w:t>The floor; where EC beats fixed at matched measured error (B9, B10)</w:t>
+        <w:t>Where the saving is (B7)</w:t>
       </w:r>
     </w:p>
     <w:p>
@@ -8491,7 +8513,7 @@
         <w:pStyle w:val="ListBullet"/>
       </w:pPr>
       <w:r>
-        <w:t>figures/consistency.pdf; tables/determinism_probe.md</w:t>
+        <w:t>figures/realtime_trace_n64.pdf</w:t>
       </w:r>
     </w:p>
     <w:p>
@@ -8542,7 +8564,7 @@
         <w:pStyle w:val="Heading2"/>
       </w:pPr>
       <w:r>
-        <w:t>Wall vs worlds</w:t>
+        <w:t>Measured error vs cost</w:t>
       </w:r>
     </w:p>
     <w:p>
@@ -8573,7 +8595,7 @@
         <w:pStyle w:val="ListBullet"/>
       </w:pPr>
       <w:r>
-        <w:t>Per-world cost at 2^13; the ICF/MuJoCo ratio (B8)</w:t>
+        <w:t>The floor; where EC beats fixed at matched measured error (B9, B10)</w:t>
       </w:r>
     </w:p>
     <w:p>
@@ -8590,7 +8612,7 @@
         <w:pStyle w:val="ListBullet"/>
       </w:pPr>
       <w:r>
-        <w:t>figures/scaling_per_world_hard-clutter.pdf</w:t>
+        <w:t>figures/consistency.pdf; tables/determinism_probe.md</w:t>
       </w:r>
     </w:p>
     <w:p>
@@ -8641,7 +8663,7 @@
         <w:pStyle w:val="Heading2"/>
       </w:pPr>
       <w:r>
-        <w:t>Actuated stiff contact</w:t>
+        <w:t>Wall vs worlds</w:t>
       </w:r>
     </w:p>
     <w:p>
@@ -8672,7 +8694,7 @@
         <w:pStyle w:val="ListBullet"/>
       </w:pPr>
       <w:r>
-        <w:t>Stability map; the pushed box; what 10 ms hides (B12)</w:t>
+        <w:t>Per-world cost at 2^13; the ICF/MuJoCo ratio (B8)</w:t>
       </w:r>
     </w:p>
     <w:p>
@@ -8689,7 +8711,7 @@
         <w:pStyle w:val="ListBullet"/>
       </w:pPr>
       <w:r>
-        <w:t>figures/actuated.pdf, actuated_chatter.pdf</w:t>
+        <w:t>figures/scaling_per_world_hard-clutter.pdf</w:t>
       </w:r>
     </w:p>
     <w:p>
@@ -8737,6 +8759,105 @@
     </w:p>
     <w:p>
       <w:pPr>
+        <w:pStyle w:val="Heading2"/>
+      </w:pPr>
+      <w:r>
+        <w:t>Actuated stiff contact</w:t>
+      </w:r>
+    </w:p>
+    <w:p>
+      <w:r>
+        <w:rPr>
+          <w:b/>
+          <w:i w:val="0"/>
+        </w:rPr>
+        <w:t xml:space="preserve">Purpose (one sentence, yours): </w:t>
+      </w:r>
+    </w:p>
+    <w:p>
+      <w:r>
+        <w:t>_______________________________________________________________________________________________</w:t>
+      </w:r>
+    </w:p>
+    <w:p>
+      <w:r>
+        <w:rPr>
+          <w:b/>
+          <w:i w:val="0"/>
+        </w:rPr>
+        <w:t>Questions this section has to answer:</w:t>
+      </w:r>
+    </w:p>
+    <w:p>
+      <w:pPr>
+        <w:pStyle w:val="ListBullet"/>
+      </w:pPr>
+      <w:r>
+        <w:t>Stability map; the pushed box; what 10 ms hides (B12)</w:t>
+      </w:r>
+    </w:p>
+    <w:p>
+      <w:r>
+        <w:rPr>
+          <w:b/>
+          <w:i w:val="0"/>
+        </w:rPr>
+        <w:t>Evidence on hand (pointers):</w:t>
+      </w:r>
+    </w:p>
+    <w:p>
+      <w:pPr>
+        <w:pStyle w:val="ListBullet"/>
+      </w:pPr>
+      <w:r>
+        <w:t>figures/actuated.pdf, actuated_chatter.pdf</w:t>
+      </w:r>
+    </w:p>
+    <w:p>
+      <w:r>
+        <w:rPr>
+          <w:b/>
+          <w:i w:val="0"/>
+        </w:rPr>
+        <w:t>Your notes / draft:</w:t>
+      </w:r>
+    </w:p>
+    <w:p>
+      <w:r>
+        <w:t>_______________________________________________________________________________________________</w:t>
+      </w:r>
+    </w:p>
+    <w:p>
+      <w:r>
+        <w:t>_______________________________________________________________________________________________</w:t>
+      </w:r>
+    </w:p>
+    <w:p>
+      <w:r>
+        <w:t>_______________________________________________________________________________________________</w:t>
+      </w:r>
+    </w:p>
+    <w:p>
+      <w:r>
+        <w:t>_______________________________________________________________________________________________</w:t>
+      </w:r>
+    </w:p>
+    <w:p>
+      <w:r>
+        <w:t>_______________________________________________________________________________________________</w:t>
+      </w:r>
+    </w:p>
+    <w:p>
+      <w:r>
+        <w:rPr>
+          <w:b w:val="0"/>
+          <w:i/>
+        </w:rPr>
+        <w:t>Status:  ☐ outlined   ☐ drafted   ☐ figures placed   ☐ read by Vince   ☐ done</w:t>
+      </w:r>
+    </w:p>
+    <w:p>
+      <w:pPr>
         <w:pStyle w:val="Heading1"/>
       </w:pPr>
       <w:r>
@@ -8779,7 +8900,7 @@
         <w:pStyle w:val="ListBullet"/>
       </w:pPr>
       <w:r>
-        <w:t>Ladder K1/K2/K3, K3wall, adaptive; held-fixed set; success gates; representation (B17, B25)</w:t>
+        <w:t>Ladder K1–K5, adaptive, K5wall; held-fixed set; success gates; representation (B17, B25)</w:t>
       </w:r>
     </w:p>
     <w:p>
@@ -9865,7 +9986,7 @@
           </w:tcPr>
           <w:p>
             <w:r>
-              <w:t>MuJoCo fixed 2 ms 0.57; MuJoCo EC ε=1e-3 1.9; ICF EC ε=1e-2 2.3; ICF fixed 1 ms 4.1</w:t>
+              <w:t>MuJoCo fixed 2 ms 0.57; MuJoCo EC ε=1e-2 0.67; ICF EC ε=1e-2 1.97; ICF fixed 2 ms 2.48</w:t>
             </w:r>
           </w:p>
         </w:tc>
@@ -9929,7 +10050,7 @@
           </w:tcPr>
           <w:p>
             <w:r>
-              <w:t>ICF 226/34.6/8.4/6.4; MuJoCo 336/100/17/6.6; model 6.4</w:t>
+              <w:t>ICF 18.4/17.0/9.3/9.0; MuJoCo 385/116/21.6/7.7; model 6.4</w:t>
             </w:r>
           </w:p>
         </w:tc>
@@ -9961,7 +10082,7 @@
           </w:tcPr>
           <w:p>
             <w:r>
-              <w:t>ICF EC 0.38/0.60/1.35/2.89/7.91/18.2; MuJoCo EC 0.092/0.30/1.04/2.92/5.63/13.8</w:t>
+              <w:t>ICF EC 0.30/0.55/1.17/3.29/9.27/25.4; MuJoCo EC 0.093/0.30/1.04/2.81/5.78/15.2</w:t>
             </w:r>
           </w:p>
         </w:tc>
@@ -9993,7 +10114,7 @@
           </w:tcPr>
           <w:p>
             <w:r>
-              <w:t>ICF EC 15/23.8/49.3/115/343/856; MuJoCo EC 0.47/1.54/5.02/15.8/37.8/88.4</w:t>
+              <w:t>ICF EC 11.5/21.9/45.8/129/422/1130; MuJoCo EC 0.51/1.61/5.25/15.6/37.2/91</w:t>
             </w:r>
           </w:p>
         </w:tc>
@@ -10025,7 +10146,7 @@
           </w:tcPr>
           <w:p>
             <w:r>
-              <w:t>ICF 0.20/0.29/0.59/1.13 and 7.5/10.9/20.9/38.2; MuJoCo 0.064/0.125/0.34/0.66 and 0.18/0.39/1.04/2.11</w:t>
+              <w:t>ICF 0.185/0.29/0.58/1.07 and 6.31/10.4/21.3/38.3; MuJoCo 0.065/0.124/0.34/0.63 and 0.18/0.39/1.04/2.11</w:t>
             </w:r>
           </w:p>
         </w:tc>
@@ -10153,7 +10274,7 @@
           </w:tcPr>
           <w:p>
             <w:r>
-              <w:t>first order from 0.1 ms: −30.0/−16.3/−6.25/−3.17 % at 100/50/20/10 µs; 11 rebounds ≤ 0.1 ms; rest by 10 s at ≥ 1 ms</w:t>
+              <w:t>first order from 0.1 ms: −30.0/−16.3/−6.25/−3.17 % at 100/50/20/10 µs; 11 rebounds ≤ 50 µs (12 at 0.1 ms); rest by 10 s at ≥ 1 ms</w:t>
             </w:r>
           </w:p>
         </w:tc>
@@ -10281,7 +10402,7 @@
           </w:tcPr>
           <w:p>
             <w:r>
-              <w:t>MuJoCo fixed 11 µs; MuJoCo EC 270 µs; ICF fixed 620 µs; ICF EC 1.5 ms (per boundary: 90.7 / 2190 / 5060 / 12,700 ms)</w:t>
+              <w:t>MuJoCo fixed 11 µs; MuJoCo EC 279 µs; ICF fixed 484 µs; ICF EC 1.35 ms (per boundary: 90.8 / 2290 / 3960 / 11,100 ms)</w:t>
             </w:r>
           </w:p>
         </w:tc>
@@ -10313,7 +10434,7 @@
           </w:tcPr>
           <w:p>
             <w:r>
-              <w:t>~55× fixed; ~6× EC; Newton tolerance 1e-5..1e-8 changes wall &lt; 5 %</w:t>
+              <w:t>~44× fixed; ~4.9× EC; Newton tolerance 1e-5..1e-8 moves wall ≤ 5 % at 1024–4096 worlds (+30 % in the 64-world 1 ms cells)</w:t>
             </w:r>
           </w:p>
         </w:tc>
@@ -10377,7 +10498,7 @@
           </w:tcPr>
           <w:p>
             <w:r>
-              <w:t>soft 11 µm ICF / 0.2 µm MuJoCo; hard 0.62 / 0.28 mm</w:t>
+              <w:t>soft 4.7 µm ICF / 0.4 µm MuJoCo; hard 1.8 / 0.4 mm</w:t>
             </w:r>
           </w:p>
         </w:tc>
@@ -10409,7 +10530,7 @@
           </w:tcPr>
           <w:p>
             <w:r>
-              <w:t>first order both; ICF EC ~2× less deviation than fixed ICF at equal cost; MuJoCo EC on its fixed line</w:t>
+              <w:t>first order both; ICF EC at parity with fixed ICF at equal cost; MuJoCo EC 2–3× below its fixed line at tight ε</w:t>
             </w:r>
           </w:p>
         </w:tc>
@@ -10441,7 +10562,7 @@
           </w:tcPr>
           <w:p>
             <w:r>
-              <w:t>~O(δt^0.7); tight end within 2–4× of the floor; ICF EC ε=1e-3 measures 5.6 mm</w:t>
+              <w:t>~O(δt^0.7); tight end within 2–4× of the floor; ICF EC ε=1e-3 measures 5.1 mm</w:t>
             </w:r>
           </w:p>
         </w:tc>
@@ -10505,7 +10626,7 @@
           </w:tcPr>
           <w:p>
             <w:r>
-              <w:t>all arms ≤ 1e-5 (ICF ≤ 1e-7; EC exact)</w:t>
+              <w:t>all arms ≤ 1e-5 (ICF ≤ 1.1e-7; EC exact)</w:t>
             </w:r>
           </w:p>
         </w:tc>
@@ -10569,7 +10690,7 @@
           </w:tcPr>
           <w:p>
             <w:r>
-              <w:t>ICF lift ≤ 0, pitch ≤ 0.02 rad/s, 0.280 m (0.235 at K_p=1e2). MuJoCo lift 2–21 mm (≤1e4), 4–9 (1e5), 10–58 (1e6); pitch 0.7–3.4 rad/s; tip over box at 1e2; EC ε=1e-4 still 1.7–10 mm</w:t>
+              <w:t>ICF lift ≤ 0, pitch ≤ 0.02 rad/s, 0.280 m (0.235 at K_p=1e2). MuJoCo lift 2–21 mm (≤1e4), 3.8–21 (1e5), 10–58 (1e6); pitch 0.7–3.4 rad/s; tip over box at 1e2; EC ε=1e-4 still 1.7–10 mm</w:t>
             </w:r>
           </w:p>
         </w:tc>
@@ -10697,7 +10818,7 @@
           </w:tcPr>
           <w:p>
             <w:r>
-              <w:t>hard ~520/world ICF, ~380 MuJoCo; soft ~280/290</w:t>
+              <w:t>hard ~500–520/world ICF, ~380 MuJoCo; soft ~280 / ~256–290 (two probe-era readings; re-measure before quoting)</w:t>
             </w:r>
           </w:p>
         </w:tc>
@@ -10935,7 +11056,7 @@
         <w:pStyle w:val="ListBullet"/>
       </w:pPr>
       <w:r>
-        <w:t>☐ Which Part-1 figures fit the page budget (14 exist)</w:t>
+        <w:t>☐ Which Part-1 figures fit the page budget (24 PDFs exist)</w:t>
       </w:r>
     </w:p>
     <w:p>
@@ -10951,7 +11072,7 @@
         <w:pStyle w:val="ListBullet"/>
       </w:pPr>
       <w:r>
-        <w:t>☐ Per task: which run pair is the result, under which success definition (B20–B23); K3wall runs; MuJoCo arms; ICF stiffness pinned in the campaign</w:t>
+        <w:t>☐ Per task: which run pair is the result, under which success definition (B20–B23); K5wall runs; MuJoCo arms; ICF stiffness pinned in the campaign</w:t>
       </w:r>
     </w:p>
     <w:p>
@@ -11071,7 +11192,7 @@
           </w:tcPr>
           <w:p>
             <w:r>
-              <w:t>newton-adaptive/scripts/scenes/cenic_scenes.py, actuated_press.py</w:t>
+              <w:t>icra2027/part1/scenes/cenic_scenes.py, actuated_press.py</w:t>
             </w:r>
           </w:p>
         </w:tc>
@@ -11103,7 +11224,7 @@
           </w:tcPr>
           <w:p>
             <w:r>
-              <w:t>scripts/bench/four_arms.py</w:t>
+              <w:t>part1/bench/four_arms.py</w:t>
             </w:r>
           </w:p>
         </w:tc>
@@ -11135,7 +11256,7 @@
           </w:tcPr>
           <w:p>
             <w:r>
-              <w:t>scripts/bench/benchmarks/part1_{workprecision, penetration, scaling, ball_energy, realtime_trace, consistency, stiffness_sweep, actuated}.py</w:t>
+              <w:t>part1/bench/benchmarks/part1_{workprecision, penetration, scaling, ball_energy, realtime_trace, consistency, stiffness_sweep, actuated}.py</w:t>
             </w:r>
           </w:p>
         </w:tc>
@@ -11145,7 +11266,7 @@
           </w:tcPr>
           <w:p>
             <w:r>
-              <w:t>cd newton-adaptive; ~/Documents/code/IsaacLabRubato/.venv/bin/python -m scripts.bench.benchmarks.part1_&lt;name&gt; [--scene ...]; timing benches alone on the GPU; one subprocess per config</w:t>
+              <w:t>cd icra2027; ~/Documents/code/icra2027/.venv/bin/python -m part1.bench.benchmarks.part1_&lt;name&gt; [--scene ...]; timing benches alone on the GPU; one subprocess per config</w:t>
             </w:r>
           </w:p>
         </w:tc>
@@ -11167,7 +11288,7 @@
           </w:tcPr>
           <w:p>
             <w:r>
-              <w:t>scripts/bench/probe_momentum.py, probe_determinism.py, probe_actuated_trace.py, probe_march_cost.py, verify_contact_budgets.py, verify_part1_penetration.py; part1_consistency.py --self-check</w:t>
+              <w:t>part1/bench/probe_momentum.py, probe_determinism.py, probe_actuated_trace.py, probe_march_cost.py, verify_contact_budgets.py, verify_part1_penetration.py; part1_consistency.py --self-check</w:t>
             </w:r>
           </w:p>
         </w:tc>
@@ -11199,7 +11320,7 @@
           </w:tcPr>
           <w:p>
             <w:r>
-              <w:t>scripts/bench/part1_plots.py; part1_tables.py; part1_results_md.py; part1_scenes_figure.py</w:t>
+              <w:t>part1/bench/part1_plots.py; part1_tables.py; part1_results_md.py; part1_scenes_figure.py</w:t>
             </w:r>
           </w:p>
         </w:tc>
@@ -11231,7 +11352,7 @@
           </w:tcPr>
           <w:p>
             <w:r>
-              <w:t>scripts/bench/results/PART1.md; tables/*.md; figures/*.pdf; PART1_LITERATURE.md</w:t>
+              <w:t>part1/bench/results/PART1.md; tables/*.md; figures/*.pdf; PART1_LITERATURE.md</w:t>
             </w:r>
           </w:p>
         </w:tc>
@@ -11305,7 +11426,7 @@
           </w:tcPr>
           <w:p>
             <w:r>
-              <w:t>VIRTUAL_ENV=~/Documents/code/IsaacLabRubato/.venv ./isaaclab.sh -p ... --solver icf|icf-adaptive|mujoco|mujoco-adaptive; ICF_MAX_RIGID_CONTACT=1024/8192; W&amp;B + video; one knob at a time; kill doomed runs</w:t>
+              <w:t>VIRTUAL_ENV=~/Documents/code/icra2027/.venv ./isaaclab.sh -p ... --solver icf|icf-adaptive|mujoco|mujoco-adaptive; ICF_MAX_RIGID_CONTACT=1024/8192; W&amp;B + video; one knob at a time; kill doomed runs</w:t>
             </w:r>
           </w:p>
         </w:tc>
@@ -12086,7 +12207,7 @@
           </w:tcPr>
           <w:p>
             <w:r>
-              <w:t>Wall-matched arm (K3wall)</w:t>
+              <w:t>Wall-matched arm (K5wall)</w:t>
             </w:r>
           </w:p>
         </w:tc>
@@ -12096,7 +12217,7 @@
           </w:tcPr>
           <w:p>
             <w:r>
-              <w:t>a fixed-step arm run for the wall-clock budget of the EC arm</w:t>
+              <w:t>a fixed-step arm at K5's step, run for the wall-clock budget of the EC arm</w:t>
             </w:r>
           </w:p>
         </w:tc>
@@ -13535,7 +13656,7 @@
           <w:b w:val="0"/>
           <w:i/>
         </w:rPr>
-        <w:t>Source: newton-adaptive/scripts/bench/part1_keynumbers.py run when this notebook was built; these override any number quoted by hand in Part B or Part D if they disagree.</w:t>
+        <w:t>Source: icra2027/part1/bench/part1_keynumbers.py run when this notebook was built; these override any number quoted by hand in Part B or Part D if they disagree.</w:t>
       </w:r>
     </w:p>
     <w:p>

--- a/paper/CENIC_working_notebook.docx
+++ b/paper/CENIC_working_notebook.docx
@@ -7059,6 +7059,87 @@
       </w:r>
     </w:p>
     <w:p>
+      <w:pPr>
+        <w:pStyle w:val="Heading1"/>
+      </w:pPr>
+      <w:r>
+        <w:t>B30. 2026-08-31 - Part 1 trimmed to the four core experiments (Marco's ruling: 'anything that isnt core is gone'; overrides the Part-1 structure in B2-B16, C.IV and D3 wherever they disagree)</w:t>
+      </w:r>
+    </w:p>
+    <w:p>
+      <w:r>
+        <w:rPr>
+          <w:b/>
+          <w:i w:val="0"/>
+        </w:rPr>
+        <w:t>Part 1's entire presentation is now ONE document, 'P1_core_experiments' in the Drive folder ICRA 2027/Part 1 (every other P1 Drive doc trashed: figure guide, constants, key numbers, figures-with-captions). Four experiments, each with: a render of exactly the scene the plot uses, a figure, a plain-prose explanation that assumes the reader knows nothing, and GitHub line citations pinned at commit c0279e47d8fe. Prose laws in force: no em dashes; no mechanism vocabulary (joint/gantry/carriage/actuator) - the PD is explained only as the scene's virtual spring pulling the fingertip toward a commanded point; MuJoCo is never described as having a single k (solref time constant per effective mass, refsafe clamp, two-anchor measured calibration); a legend entry must be a visible curve (the four coinciding ICF lines of the stiffness figure collapsed to one labeled entry).</w:t>
+      </w:r>
+    </w:p>
+    <w:p>
+      <w:pPr>
+        <w:pStyle w:val="ListBullet"/>
+      </w:pPr>
+      <w:r>
+        <w:t>The four core experiments: (1) Realized contact stiffness (B3's figure; ICF lines collapsed); (2) Work-precision at matched tolerance, hard clutter, N=1 and N=1024 (B5's figure); (3) Wall time vs number of worlds, hard clutter (B8's figure); (4) The actuated PD push (B12's stability/box-behaviour figure) plus the heterogeneous-gain throughput figure (actuated_scaling - the one throughput plot CENIC wins outright).</w:t>
+      </w:r>
+    </w:p>
+    <w:p>
+      <w:pPr>
+        <w:pStyle w:val="ListBullet"/>
+      </w:pPr>
+      <w:r>
+        <w:t>Retired from the paper's Part 1 (not from the record): ball energy (B4), artifacts/penetration-vs-cost (B6), real-time trace (B7), consistency (B9). Their CSVs remain committed and their headline numbers remain quotable via D1 and Appendix I; their bench scripts are DELETED.</w:t>
+      </w:r>
+    </w:p>
+    <w:p>
+      <w:pPr>
+        <w:pStyle w:val="ListBullet"/>
+      </w:pPr>
+      <w:r>
+        <w:t>Dead code purged (git rm at c0279e47d8fe, recoverable from history): part1_{ball_energy, consistency, convergence, penetration, realtime_trace}.py, the legacy benchmarks {accuracy, dt_comparison, initial_conditions, scaling, _single_iter, timeline}.py, part1_story.py, part1_tables.py, part1_results_md.py, verify_part1_penetration.py, runner.py, __main__.py. B16's 'delete or park part1_convergence.py' is resolved: deleted.</w:t>
+      </w:r>
+    </w:p>
+    <w:p>
+      <w:pPr>
+        <w:pStyle w:val="ListBullet"/>
+      </w:pPr>
+      <w:r>
+        <w:t>Kept and load-bearing: the four core benches + part1_actuated_scaling.py, part1_plots.py (only workprecision/scaling/stiffness_sweep/actuated/actuated_scaling remain), part1_scenes_figure.py (all renders incl. the two schematics), the probes (march_cost, momentum, determinism, floor_occupancy, mujoco_cone, actuated_trace), verify_contact_budgets.py, part1_keynumbers.py (Appendix I), all results CSVs.</w:t>
+      </w:r>
+    </w:p>
+    <w:p>
+      <w:pPr>
+        <w:pStyle w:val="ListBullet"/>
+      </w:pPr>
+      <w:r>
+        <w:t>Renders (supersedes B2's description): every render shows ONLY the scenes its figure plots, one row per scene with initial and settled states SIDE BY SIDE (stacked panels squash in Google's viewer); clutter bodies are shaded with edges and a cutaway bin so piles read as distinct bodies; the stiffness ball is gridded; the actuated schematic is a near-side force diagram (fingertip, stretched virtual spring, commanded point at the box face, descend path, slide arrow) frozen just before contact, marked not-to-scale (the drawn tip-to-box gap is widened from the scene's 2 cm for legibility). Render commits: e4dd057, 0b1be73, 44acd08.</w:t>
+      </w:r>
+    </w:p>
+    <w:p>
+      <w:pPr>
+        <w:pStyle w:val="ListBullet"/>
+      </w:pPr>
+      <w:r>
+        <w:t>The tau(k) conversion behind Exp 1 and Exp 4, re-verified against the committed CSV this day: two measured anchors (tau = 31.8 ms at k = 1e3, 2.4 ms at 1e5), exponent b = log(31.8/2.4)/log(100) = -0.56 between them (pure 1/sqrt(k) had left a 1.37x offset). End to end in part1_stiffness_sweep.csv: ratio pen/(mg/k) = 0.998 at k = 1e3 (10 ms AND 1 ms) and 0.981 at k = 1e5 (1 ms) - the anchors deliver the requested k within 2 % where MuJoCo can express it; between anchors (k = 1e4, 1 ms) the interpolation reads 1.29, an honest ~30 % gap; every clamped cell is reported as MEASURED, never converted. The actuated bench uses the same anchor only AT k = 1e5 (no extrapolation).</w:t>
+      </w:r>
+    </w:p>
+    <w:p>
+      <w:pPr>
+        <w:pStyle w:val="ListBullet"/>
+      </w:pPr>
+      <w:r>
+        <w:t>D2's 'which Part-1 figures fit the page budget' is resolved by this trim: the four core figures plus their renders.</w:t>
+      </w:r>
+    </w:p>
+    <w:p>
+      <w:pPr>
+        <w:pStyle w:val="ListBullet"/>
+      </w:pPr>
+      <w:r>
+        <w:t>Part 2 documentation state: the Drive 'Part 2 constants and comparisons' doc is STALE against the 2026-08-31 instrument revisions (slide held-delivery economy, plate orientation-free gate, flip/tree success from the task_complete termination) - open item, next in queue.</w:t>
+      </w:r>
+    </w:p>
+    <w:p>
       <w:r>
         <w:br w:type="page"/>
       </w:r>
@@ -7946,7 +8027,7 @@
         <w:pStyle w:val="Heading1"/>
       </w:pPr>
       <w:r>
-        <w:t>IV. Results I — pure solver</w:t>
+        <w:t>IV. Results I — pure solver (trimmed 2026-08-31 to the four core experiments, B30)</w:t>
       </w:r>
     </w:p>
     <w:p>
@@ -7993,7 +8074,7 @@
         <w:pStyle w:val="ListBullet"/>
       </w:pPr>
       <w:r>
-        <w:t>MuJoCo calibration and the soft-clutter offset (B13, B3)</w:t>
+        <w:t>MuJoCo calibration: two measured anchors, no single k (B13, B3, B30)</w:t>
       </w:r>
     </w:p>
     <w:p>
@@ -8010,7 +8091,7 @@
         <w:pStyle w:val="ListBullet"/>
       </w:pPr>
       <w:r>
-        <w:t>cenic_scenes.py</w:t>
+        <w:t>part1/scenes/cenic_scenes.py</w:t>
       </w:r>
     </w:p>
     <w:p>
@@ -8018,7 +8099,7 @@
         <w:pStyle w:val="ListBullet"/>
       </w:pPr>
       <w:r>
-        <w:t>figures/scenes.pdf</w:t>
+        <w:t>renders in part1/bench/results/figures/</w:t>
       </w:r>
     </w:p>
     <w:p>
@@ -8069,7 +8150,7 @@
         <w:pStyle w:val="Heading2"/>
       </w:pPr>
       <w:r>
-        <w:t>Realized stiffness</w:t>
+        <w:t>Exp 1 — Realized stiffness</w:t>
       </w:r>
     </w:p>
     <w:p>
@@ -8100,7 +8181,7 @@
         <w:pStyle w:val="ListBullet"/>
       </w:pPr>
       <w:r>
-        <w:t>What each solver realizes at 10 ms / 1 ms / EC (B3)</w:t>
+        <w:t>What each solver realizes at 10 ms / 1 ms / EC (B3); ICF lines collapsed to one legend entry</w:t>
       </w:r>
     </w:p>
     <w:p>
@@ -8117,7 +8198,7 @@
         <w:pStyle w:val="ListBullet"/>
       </w:pPr>
       <w:r>
-        <w:t>figures/stiffness_sweep.pdf</w:t>
+        <w:t>figures/stiffness_sweep.pdf; render scene_stiffness</w:t>
       </w:r>
     </w:p>
     <w:p>
@@ -8168,7 +8249,7 @@
         <w:pStyle w:val="Heading2"/>
       </w:pPr>
       <w:r>
-        <w:t>Energy convergence</w:t>
+        <w:t>Exp 2 — Work-precision at matched tolerance</w:t>
       </w:r>
     </w:p>
     <w:p>
@@ -8199,7 +8280,7 @@
         <w:pStyle w:val="ListBullet"/>
       </w:pPr>
       <w:r>
-        <w:t>Orders; the honest ordering; the MuJoCo-EC gain (B4)</w:t>
+        <w:t>Cost vs requested accuracy at N=1 and N=1024; per-attempt cost (B5, B15)</w:t>
       </w:r>
     </w:p>
     <w:p>
@@ -8216,7 +8297,7 @@
         <w:pStyle w:val="ListBullet"/>
       </w:pPr>
       <w:r>
-        <w:t>figures/ball_energy.pdf, ball_workprecision.pdf</w:t>
+        <w:t>figures/workprecision.pdf; render scenes_clutter</w:t>
       </w:r>
     </w:p>
     <w:p>
@@ -8267,7 +8348,7 @@
         <w:pStyle w:val="Heading2"/>
       </w:pPr>
       <w:r>
-        <w:t>Work-precision</w:t>
+        <w:t>Exp 3 — Wall time vs number of worlds</w:t>
       </w:r>
     </w:p>
     <w:p>
@@ -8298,7 +8379,7 @@
         <w:pStyle w:val="ListBullet"/>
       </w:pPr>
       <w:r>
-        <w:t>Cost vs requested accuracy; per-attempt cost (B5, B15)</w:t>
+        <w:t>Per-world cost at 2^13; the ICF/MuJoCo ratio (B8)</w:t>
       </w:r>
     </w:p>
     <w:p>
@@ -8315,7 +8396,7 @@
         <w:pStyle w:val="ListBullet"/>
       </w:pPr>
       <w:r>
-        <w:t>figures/workprecision.pdf, speed_bars.pdf; tables/part1_table1.md</w:t>
+        <w:t>figures/scaling_hard-clutter.pdf; render scene_hard_clutter</w:t>
       </w:r>
     </w:p>
     <w:p>
@@ -8366,7 +8447,7 @@
         <w:pStyle w:val="Heading2"/>
       </w:pPr>
       <w:r>
-        <w:t>Contact artifacts vs cost</w:t>
+        <w:t>Exp 4 — Actuated PD push + heterogeneous-gain throughput</w:t>
       </w:r>
     </w:p>
     <w:p>
@@ -8397,7 +8478,7 @@
         <w:pStyle w:val="ListBullet"/>
       </w:pPr>
       <w:r>
-        <w:t>Cheapest artifact-free per arm; who ejects (B6)</w:t>
+        <w:t>Stability map; the pushed box; what 10 ms hides; the one throughput plot CENIC wins (B12)</w:t>
       </w:r>
     </w:p>
     <w:p>
@@ -8414,7 +8495,7 @@
         <w:pStyle w:val="ListBullet"/>
       </w:pPr>
       <w:r>
-        <w:t>figures/artifacts.pdf</w:t>
+        <w:t>figures/actuated.pdf, actuated_scaling.pdf; render scene_actuated</w:t>
       </w:r>
     </w:p>
     <w:p>
@@ -8461,399 +8542,12 @@
       </w:r>
     </w:p>
     <w:p>
-      <w:pPr>
-        <w:pStyle w:val="Heading2"/>
-      </w:pPr>
-      <w:r>
-        <w:t>Error control pays when something happens</w:t>
-      </w:r>
-    </w:p>
-    <w:p>
-      <w:r>
-        <w:rPr>
-          <w:b/>
-          <w:i w:val="0"/>
-        </w:rPr>
-        <w:t xml:space="preserve">Purpose (one sentence, yours): </w:t>
-      </w:r>
-    </w:p>
-    <w:p>
-      <w:r>
-        <w:t>_______________________________________________________________________________________________</w:t>
-      </w:r>
-    </w:p>
-    <w:p>
-      <w:r>
-        <w:rPr>
-          <w:b/>
-          <w:i w:val="0"/>
-        </w:rPr>
-        <w:t>Questions this section has to answer:</w:t>
-      </w:r>
-    </w:p>
-    <w:p>
-      <w:pPr>
-        <w:pStyle w:val="ListBullet"/>
-      </w:pPr>
-      <w:r>
-        <w:t>Where the saving is (B7)</w:t>
-      </w:r>
-    </w:p>
-    <w:p>
-      <w:r>
-        <w:rPr>
-          <w:b/>
-          <w:i w:val="0"/>
-        </w:rPr>
-        <w:t>Evidence on hand (pointers):</w:t>
-      </w:r>
-    </w:p>
-    <w:p>
-      <w:pPr>
-        <w:pStyle w:val="ListBullet"/>
-      </w:pPr>
-      <w:r>
-        <w:t>figures/realtime_trace_n64.pdf</w:t>
-      </w:r>
-    </w:p>
-    <w:p>
-      <w:r>
-        <w:rPr>
-          <w:b/>
-          <w:i w:val="0"/>
-        </w:rPr>
-        <w:t>Your notes / draft:</w:t>
-      </w:r>
-    </w:p>
-    <w:p>
-      <w:r>
-        <w:t>_______________________________________________________________________________________________</w:t>
-      </w:r>
-    </w:p>
-    <w:p>
-      <w:r>
-        <w:t>_______________________________________________________________________________________________</w:t>
-      </w:r>
-    </w:p>
-    <w:p>
-      <w:r>
-        <w:t>_______________________________________________________________________________________________</w:t>
-      </w:r>
-    </w:p>
-    <w:p>
-      <w:r>
-        <w:t>_______________________________________________________________________________________________</w:t>
-      </w:r>
-    </w:p>
-    <w:p>
-      <w:r>
-        <w:t>_______________________________________________________________________________________________</w:t>
-      </w:r>
-    </w:p>
-    <w:p>
       <w:r>
         <w:rPr>
           <w:b w:val="0"/>
           <w:i/>
         </w:rPr>
-        <w:t>Status:  ☐ outlined   ☐ drafted   ☐ figures placed   ☐ read by Vince   ☐ done</w:t>
-      </w:r>
-    </w:p>
-    <w:p>
-      <w:pPr>
-        <w:pStyle w:val="Heading2"/>
-      </w:pPr>
-      <w:r>
-        <w:t>Measured error vs cost</w:t>
-      </w:r>
-    </w:p>
-    <w:p>
-      <w:r>
-        <w:rPr>
-          <w:b/>
-          <w:i w:val="0"/>
-        </w:rPr>
-        <w:t xml:space="preserve">Purpose (one sentence, yours): </w:t>
-      </w:r>
-    </w:p>
-    <w:p>
-      <w:r>
-        <w:t>_______________________________________________________________________________________________</w:t>
-      </w:r>
-    </w:p>
-    <w:p>
-      <w:r>
-        <w:rPr>
-          <w:b/>
-          <w:i w:val="0"/>
-        </w:rPr>
-        <w:t>Questions this section has to answer:</w:t>
-      </w:r>
-    </w:p>
-    <w:p>
-      <w:pPr>
-        <w:pStyle w:val="ListBullet"/>
-      </w:pPr>
-      <w:r>
-        <w:t>The floor; where EC beats fixed at matched measured error (B9, B10)</w:t>
-      </w:r>
-    </w:p>
-    <w:p>
-      <w:r>
-        <w:rPr>
-          <w:b/>
-          <w:i w:val="0"/>
-        </w:rPr>
-        <w:t>Evidence on hand (pointers):</w:t>
-      </w:r>
-    </w:p>
-    <w:p>
-      <w:pPr>
-        <w:pStyle w:val="ListBullet"/>
-      </w:pPr>
-      <w:r>
-        <w:t>figures/consistency.pdf; tables/determinism_probe.md</w:t>
-      </w:r>
-    </w:p>
-    <w:p>
-      <w:r>
-        <w:rPr>
-          <w:b/>
-          <w:i w:val="0"/>
-        </w:rPr>
-        <w:t>Your notes / draft:</w:t>
-      </w:r>
-    </w:p>
-    <w:p>
-      <w:r>
-        <w:t>_______________________________________________________________________________________________</w:t>
-      </w:r>
-    </w:p>
-    <w:p>
-      <w:r>
-        <w:t>_______________________________________________________________________________________________</w:t>
-      </w:r>
-    </w:p>
-    <w:p>
-      <w:r>
-        <w:t>_______________________________________________________________________________________________</w:t>
-      </w:r>
-    </w:p>
-    <w:p>
-      <w:r>
-        <w:t>_______________________________________________________________________________________________</w:t>
-      </w:r>
-    </w:p>
-    <w:p>
-      <w:r>
-        <w:t>_______________________________________________________________________________________________</w:t>
-      </w:r>
-    </w:p>
-    <w:p>
-      <w:r>
-        <w:rPr>
-          <w:b w:val="0"/>
-          <w:i/>
-        </w:rPr>
-        <w:t>Status:  ☐ outlined   ☐ drafted   ☐ figures placed   ☐ read by Vince   ☐ done</w:t>
-      </w:r>
-    </w:p>
-    <w:p>
-      <w:pPr>
-        <w:pStyle w:val="Heading2"/>
-      </w:pPr>
-      <w:r>
-        <w:t>Wall vs worlds</w:t>
-      </w:r>
-    </w:p>
-    <w:p>
-      <w:r>
-        <w:rPr>
-          <w:b/>
-          <w:i w:val="0"/>
-        </w:rPr>
-        <w:t xml:space="preserve">Purpose (one sentence, yours): </w:t>
-      </w:r>
-    </w:p>
-    <w:p>
-      <w:r>
-        <w:t>_______________________________________________________________________________________________</w:t>
-      </w:r>
-    </w:p>
-    <w:p>
-      <w:r>
-        <w:rPr>
-          <w:b/>
-          <w:i w:val="0"/>
-        </w:rPr>
-        <w:t>Questions this section has to answer:</w:t>
-      </w:r>
-    </w:p>
-    <w:p>
-      <w:pPr>
-        <w:pStyle w:val="ListBullet"/>
-      </w:pPr>
-      <w:r>
-        <w:t>Per-world cost at 2^13; the ICF/MuJoCo ratio (B8)</w:t>
-      </w:r>
-    </w:p>
-    <w:p>
-      <w:r>
-        <w:rPr>
-          <w:b/>
-          <w:i w:val="0"/>
-        </w:rPr>
-        <w:t>Evidence on hand (pointers):</w:t>
-      </w:r>
-    </w:p>
-    <w:p>
-      <w:pPr>
-        <w:pStyle w:val="ListBullet"/>
-      </w:pPr>
-      <w:r>
-        <w:t>figures/scaling_per_world_hard-clutter.pdf</w:t>
-      </w:r>
-    </w:p>
-    <w:p>
-      <w:r>
-        <w:rPr>
-          <w:b/>
-          <w:i w:val="0"/>
-        </w:rPr>
-        <w:t>Your notes / draft:</w:t>
-      </w:r>
-    </w:p>
-    <w:p>
-      <w:r>
-        <w:t>_______________________________________________________________________________________________</w:t>
-      </w:r>
-    </w:p>
-    <w:p>
-      <w:r>
-        <w:t>_______________________________________________________________________________________________</w:t>
-      </w:r>
-    </w:p>
-    <w:p>
-      <w:r>
-        <w:t>_______________________________________________________________________________________________</w:t>
-      </w:r>
-    </w:p>
-    <w:p>
-      <w:r>
-        <w:t>_______________________________________________________________________________________________</w:t>
-      </w:r>
-    </w:p>
-    <w:p>
-      <w:r>
-        <w:t>_______________________________________________________________________________________________</w:t>
-      </w:r>
-    </w:p>
-    <w:p>
-      <w:r>
-        <w:rPr>
-          <w:b w:val="0"/>
-          <w:i/>
-        </w:rPr>
-        <w:t>Status:  ☐ outlined   ☐ drafted   ☐ figures placed   ☐ read by Vince   ☐ done</w:t>
-      </w:r>
-    </w:p>
-    <w:p>
-      <w:pPr>
-        <w:pStyle w:val="Heading2"/>
-      </w:pPr>
-      <w:r>
-        <w:t>Actuated stiff contact</w:t>
-      </w:r>
-    </w:p>
-    <w:p>
-      <w:r>
-        <w:rPr>
-          <w:b/>
-          <w:i w:val="0"/>
-        </w:rPr>
-        <w:t xml:space="preserve">Purpose (one sentence, yours): </w:t>
-      </w:r>
-    </w:p>
-    <w:p>
-      <w:r>
-        <w:t>_______________________________________________________________________________________________</w:t>
-      </w:r>
-    </w:p>
-    <w:p>
-      <w:r>
-        <w:rPr>
-          <w:b/>
-          <w:i w:val="0"/>
-        </w:rPr>
-        <w:t>Questions this section has to answer:</w:t>
-      </w:r>
-    </w:p>
-    <w:p>
-      <w:pPr>
-        <w:pStyle w:val="ListBullet"/>
-      </w:pPr>
-      <w:r>
-        <w:t>Stability map; the pushed box; what 10 ms hides (B12)</w:t>
-      </w:r>
-    </w:p>
-    <w:p>
-      <w:r>
-        <w:rPr>
-          <w:b/>
-          <w:i w:val="0"/>
-        </w:rPr>
-        <w:t>Evidence on hand (pointers):</w:t>
-      </w:r>
-    </w:p>
-    <w:p>
-      <w:pPr>
-        <w:pStyle w:val="ListBullet"/>
-      </w:pPr>
-      <w:r>
-        <w:t>figures/actuated.pdf, actuated_chatter.pdf</w:t>
-      </w:r>
-    </w:p>
-    <w:p>
-      <w:r>
-        <w:rPr>
-          <w:b/>
-          <w:i w:val="0"/>
-        </w:rPr>
-        <w:t>Your notes / draft:</w:t>
-      </w:r>
-    </w:p>
-    <w:p>
-      <w:r>
-        <w:t>_______________________________________________________________________________________________</w:t>
-      </w:r>
-    </w:p>
-    <w:p>
-      <w:r>
-        <w:t>_______________________________________________________________________________________________</w:t>
-      </w:r>
-    </w:p>
-    <w:p>
-      <w:r>
-        <w:t>_______________________________________________________________________________________________</w:t>
-      </w:r>
-    </w:p>
-    <w:p>
-      <w:r>
-        <w:t>_______________________________________________________________________________________________</w:t>
-      </w:r>
-    </w:p>
-    <w:p>
-      <w:r>
-        <w:t>_______________________________________________________________________________________________</w:t>
-      </w:r>
-    </w:p>
-    <w:p>
-      <w:r>
-        <w:rPr>
-          <w:b w:val="0"/>
-          <w:i/>
-        </w:rPr>
-        <w:t>Status:  ☐ outlined   ☐ drafted   ☐ figures placed   ☐ read by Vince   ☐ done</w:t>
+        <w:t>Retired from Results I by the 2026-08-31 trim (B30): energy convergence, artifacts vs cost, real-time trace, consistency. Numbers stay quotable from the CSVs (D1, Appendix I); the benches are deleted.</w:t>
       </w:r>
     </w:p>
     <w:p>
@@ -11056,7 +10750,7 @@
         <w:pStyle w:val="ListBullet"/>
       </w:pPr>
       <w:r>
-        <w:t>☐ Which Part-1 figures fit the page budget (24 PDFs exist)</w:t>
+        <w:t>☑ Which Part-1 figures fit the page budget — RESOLVED 2026-08-31 (B30): the four core figures plus their renders, nothing else</w:t>
       </w:r>
     </w:p>
     <w:p>
@@ -11246,7 +10940,7 @@
           </w:tcPr>
           <w:p>
             <w:r>
-              <w:t>Part-1 benches</w:t>
+              <w:t>Part-1 benches (post-trim, B30)</w:t>
             </w:r>
           </w:p>
         </w:tc>
@@ -11256,7 +10950,7 @@
           </w:tcPr>
           <w:p>
             <w:r>
-              <w:t>part1/bench/benchmarks/part1_{workprecision, penetration, scaling, ball_energy, realtime_trace, consistency, stiffness_sweep, actuated}.py</w:t>
+              <w:t>part1/bench/benchmarks/part1_{stiffness_sweep, workprecision, scaling, actuated, actuated_scaling}.py</w:t>
             </w:r>
           </w:p>
         </w:tc>
@@ -11288,7 +10982,7 @@
           </w:tcPr>
           <w:p>
             <w:r>
-              <w:t>part1/bench/probe_momentum.py, probe_determinism.py, probe_actuated_trace.py, probe_march_cost.py, verify_contact_budgets.py, verify_part1_penetration.py; part1_consistency.py --self-check</w:t>
+              <w:t>part1/bench/probe_{momentum, determinism, actuated_trace, march_cost, floor_occupancy, mujoco_cone}.py, verify_contact_budgets.py</w:t>
             </w:r>
           </w:p>
         </w:tc>
@@ -11310,7 +11004,7 @@
           </w:tcPr>
           <w:p>
             <w:r>
-              <w:t>Figures / tables</w:t>
+              <w:t>Figures / renders</w:t>
             </w:r>
           </w:p>
         </w:tc>
@@ -11320,7 +11014,7 @@
           </w:tcPr>
           <w:p>
             <w:r>
-              <w:t>part1/bench/part1_plots.py; part1_tables.py; part1_results_md.py; part1_scenes_figure.py</w:t>
+              <w:t>part1/bench/part1_plots.py (workprecision/scaling/stiffness_sweep/actuated/actuated_scaling); part1_scenes_figure.py (all renders + the two schematics)</w:t>
             </w:r>
           </w:p>
         </w:tc>
@@ -11330,7 +11024,7 @@
           </w:tcPr>
           <w:p>
             <w:r>
-              <w:t>CPU only; regenerate after any sweep</w:t>
+              <w:t>plots CPU only; the scene renders settle on the GPU; regenerate after any sweep</w:t>
             </w:r>
           </w:p>
         </w:tc>
@@ -11480,7 +11174,7 @@
           </w:tcPr>
           <w:p>
             <w:r>
-              <w:t>~/Documents/code/cenic-paper (conference_101719.tex verbatim, main.tex outline, figures/, references.bib, this notebook, tools/make_notebook.py)</w:t>
+              <w:t>icra2027/paper (main.tex outline, figures/, references.bib, this notebook, tools/make_notebook.py); the P1 deliverable is the Drive doc 'P1_core_experiments' (Part 1 folder)</w:t>
             </w:r>
           </w:p>
         </w:tc>
@@ -11490,7 +11184,7 @@
           </w:tcPr>
           <w:p>
             <w:r>
-              <w:t>upload cenic-paper.zip to Overleaf; regenerate the notebook with PYTHONPATH=&lt;pylib&gt; python tools/make_notebook.py</w:t>
+              <w:t>regenerate the notebook with PYTHONPATH=&lt;pylib&gt; python paper/tools/make_notebook.py from the icra2027 root</w:t>
             </w:r>
           </w:p>
         </w:tc>

--- a/paper/CENIC_working_notebook.docx
+++ b/paper/CENIC_working_notebook.docx
@@ -7140,6 +7140,62 @@
       </w:r>
     </w:p>
     <w:p>
+      <w:pPr>
+        <w:pStyle w:val="Heading1"/>
+      </w:pPr>
+      <w:r>
+        <w:t>B31. 2026-08-31 (later) - Experiment 1 re-cast on penetration vs step and vs tolerance (supersedes B3 and B30's Exp-1 lines; ordered after the PI's solref objection: 'any physical system can be represented in solref, it is about penetration vs dt and vs accuracy')</w:t>
+      </w:r>
+    </w:p>
+    <w:p>
+      <w:pPr>
+        <w:pStyle w:val="ListBullet"/>
+      </w:pPr>
+      <w:r>
+        <w:t>The requested-k axis and its fitted tau(k) mapping are DELETED from the bench (48604cf33b). One calibrated system: k = 1e5 N/m, 65 g sphere (k = 1e3 companion rows in the same CSV). Axes: penetration/(m g/k) vs dt in {10, 5, 2, 1, 0.5} ms for the fixed arms, vs eps in {1e-1 .. 1e-5} for error control.</w:t>
+      </w:r>
+    </w:p>
+    <w:p>
+      <w:pPr>
+        <w:pStyle w:val="ListBullet"/>
+      </w:pPr>
+      <w:r>
+        <w:t>MuJoCo appears in BOTH its code forms, read from the installed mujoco_warp constraint.py kbi block (k = 1/(dmax^2 tau^2 zeta^2) at L130; refsafe tau &gt;= 2*dt at L120; direct k when solref[0] &lt;= 0 at L132): the reference solref (calibrated tau = 2.4 ms) and the direct solref (-1.703e5, -632), which self-verifies at fine steps.</w:t>
+      </w:r>
+    </w:p>
+    <w:p>
+      <w:pPr>
+        <w:pStyle w:val="ListBullet"/>
+      </w:pPr>
+      <w:r>
+        <w:t>Equality of systems is established by CONVERGENCE, not parameter translation: all three presentations measure m g/k within 2 % at dt &lt;= 1 ms, and that agreement is visible on the plot itself (the control condition). No conversion, fit, or interpolation exists anywhere in the experiment.</w:t>
+      </w:r>
+    </w:p>
+    <w:p>
+      <w:pPr>
+        <w:pStyle w:val="ListBullet"/>
+      </w:pPr>
+      <w:r>
+        <w:t>Measured (part1_stiffness_sweep.csv, new schema): ICF 1.00 at every step; MuJoCo reference 0.98 at dt &lt;= 1 ms, then 2.7x / 17x / 57x at 2 / 5 / 10 ms, departing exactly at tau/2 = 1.2 ms; MuJoCo direct exact (0.999-1.000) at dt &lt;= 2 ms and LAUNCHED at 5 and 10 ms; soft companion k = 1e3: both solvers 0.998-1.000 at every step including 10 ms. Error control: ICF EC 1.00 at every eps; MuJoCo EC 16.8x flat from eps = 1e-1 through 1e-4, 1.25 at 1e-5 (a position norm does not see self-consistent softening).</w:t>
+      </w:r>
+    </w:p>
+    <w:p>
+      <w:pPr>
+        <w:pStyle w:val="ListBullet"/>
+      </w:pPr>
+      <w:r>
+        <w:t>The talking point the re-cast adds: at the learner's step MuJoCo offers a choice between a softened contact (reference form) and an exploding one (direct form); there is no third setting. ICF's contact does not move with the step.</w:t>
+      </w:r>
+    </w:p>
+    <w:p>
+      <w:pPr>
+        <w:pStyle w:val="ListBullet"/>
+      </w:pPr>
+      <w:r>
+        <w:t>The doc's Experiment 1 is rewritten around this figure (citations re-pinned at 48604cf33b). The old requested-k sweep, its CSV schema and its two-anchor tau(k) fit live only in git history.</w:t>
+      </w:r>
+    </w:p>
+    <w:p>
       <w:r>
         <w:br w:type="page"/>
       </w:r>
@@ -8150,7 +8206,7 @@
         <w:pStyle w:val="Heading2"/>
       </w:pPr>
       <w:r>
-        <w:t>Exp 1 — Realized stiffness</w:t>
+        <w:t>Exp 1 — Penetration vs step and vs tolerance</w:t>
       </w:r>
     </w:p>
     <w:p>
@@ -8181,7 +8237,7 @@
         <w:pStyle w:val="ListBullet"/>
       </w:pPr>
       <w:r>
-        <w:t>What each solver realizes at 10 ms / 1 ms / EC (B3); ICF lines collapsed to one legend entry</w:t>
+        <w:t>One calibrated system (k = 1e5), equality by convergence; MuJoCo in both code forms: clamped reference solref vs unstable literal-k direct solref (B31)</w:t>
       </w:r>
     </w:p>
     <w:p>
@@ -16625,70 +16681,6 @@
       </w:pPr>
       <w:r>
         <w:t>realized stiffness: penetration / (m g/k) vs requested k</w:t>
-      </w:r>
-    </w:p>
-    <w:p>
-      <w:pPr>
-        <w:pStyle w:val="ListBullet"/>
-      </w:pPr>
-      <w:r>
-        <w:t>icf 1 ms: 1e+03: 1.00, 1e+04: 1.00, 1e+05: 1.00, 1e+06: 1.00, 1e+07: 0.99, 1e+08: 0.87</w:t>
-      </w:r>
-    </w:p>
-    <w:p>
-      <w:pPr>
-        <w:pStyle w:val="ListBullet"/>
-      </w:pPr>
-      <w:r>
-        <w:t>icf 10 ms: 1e+03: 1.00, 1e+04: 1.00, 1e+05: 1.00, 1e+06: 1.00, 1e+07: 0.99, 1e+08: 0.87</w:t>
-      </w:r>
-    </w:p>
-    <w:p>
-      <w:pPr>
-        <w:pStyle w:val="ListBullet"/>
-      </w:pPr>
-      <w:r>
-        <w:t>icf-adaptive ε=0.001: 1e+03: 1.00, 1e+04: 1.00, 1e+05: 1.00, 1e+06: 1.00, 1e+07: 0.99, 1e+08: 0.87</w:t>
-      </w:r>
-    </w:p>
-    <w:p>
-      <w:pPr>
-        <w:pStyle w:val="ListBullet"/>
-      </w:pPr>
-      <w:r>
-        <w:t>icf-adaptive ε=1e-05: 1e+03: 1.00, 1e+04: 1.00, 1e+05: 1.00, 1e+06: 1.00, 1e+07: 0.99, 1e+08: 0.87</w:t>
-      </w:r>
-    </w:p>
-    <w:p>
-      <w:pPr>
-        <w:pStyle w:val="ListBullet"/>
-      </w:pPr>
-      <w:r>
-        <w:t>mujoco 1 ms: 1e+03: 1.00, 1e+04: 1.29, 1e+05: 0.98, 1e+06: 6.81, 1e+07: 68.15, 1e+08: 681.45</w:t>
-      </w:r>
-    </w:p>
-    <w:p>
-      <w:pPr>
-        <w:pStyle w:val="ListBullet"/>
-      </w:pPr>
-      <w:r>
-        <w:t>mujoco 10 ms: 1e+03: 1.00, 1e+04: 5.72, 1e+05: 57.19, 1e+06: 571.88, 1e+07: 5718.80, 1e+08: 57188.04</w:t>
-      </w:r>
-    </w:p>
-    <w:p>
-      <w:pPr>
-        <w:pStyle w:val="ListBullet"/>
-      </w:pPr>
-      <w:r>
-        <w:t>mujoco-adaptive ε=0.001: 1e+03: 1.00, 1e+04: 1.68, 1e+05: 16.78, 1e+06: 167.82, 1e+07: 1678.22, 1e+08: 16782.18</w:t>
-      </w:r>
-    </w:p>
-    <w:p>
-      <w:pPr>
-        <w:pStyle w:val="ListBullet"/>
-      </w:pPr>
-      <w:r>
-        <w:t>mujoco-adaptive ε=1e-05: 1e+03: 1.00, 1e+04: 1.29, 1e+05: 1.25, 1e+06: 15.13, 1e+07: 178.65, 1e+08: 1786.46</w:t>
       </w:r>
     </w:p>
     <w:p>

--- a/paper/CENIC_working_notebook.docx
+++ b/paper/CENIC_working_notebook.docx
@@ -16680,7 +16680,63 @@
         <w:pStyle w:val="Heading2"/>
       </w:pPr>
       <w:r>
-        <w:t>realized stiffness: penetration / (m g/k) vs requested k</w:t>
+        <w:t>stiffness experiment (one calibrated system per k): penetration / (m g/k) vs dt and vs eps</w:t>
+      </w:r>
+    </w:p>
+    <w:p>
+      <w:pPr>
+        <w:pStyle w:val="ListBullet"/>
+      </w:pPr>
+      <w:r>
+        <w:t>k=1e+05 icf: 0.0005: 1.00, 0.001: 1.00, 0.002: 1.00, 0.005: 1.00, 0.01: 1.00</w:t>
+      </w:r>
+    </w:p>
+    <w:p>
+      <w:pPr>
+        <w:pStyle w:val="ListBullet"/>
+      </w:pPr>
+      <w:r>
+        <w:t>k=1e+05 mujoco: 0.0005: 0.98, 0.001: 0.98, 0.002: 2.72, 0.005: 16.78, 0.01: 57.19</w:t>
+      </w:r>
+    </w:p>
+    <w:p>
+      <w:pPr>
+        <w:pStyle w:val="ListBullet"/>
+      </w:pPr>
+      <w:r>
+        <w:t>k=1e+05 mujoco-direct: 0.0005: 1.00, 0.001: 1.00, 0.002: 1.00, 0.005: UNSTABLE, 0.01: UNSTABLE</w:t>
+      </w:r>
+    </w:p>
+    <w:p>
+      <w:pPr>
+        <w:pStyle w:val="ListBullet"/>
+      </w:pPr>
+      <w:r>
+        <w:t>k=1e+05 icf-adaptive: 1e-05: 1.00, 0.0001: 1.00, 0.001: 1.00, 0.01: 1.00, 0.1: 1.00</w:t>
+      </w:r>
+    </w:p>
+    <w:p>
+      <w:pPr>
+        <w:pStyle w:val="ListBullet"/>
+      </w:pPr>
+      <w:r>
+        <w:t>k=1e+05 mujoco-adaptive: 1e-05: 1.25, 0.0001: 16.78, 0.001: 16.78, 0.01: 16.78, 0.1: 16.78</w:t>
+      </w:r>
+    </w:p>
+    <w:p>
+      <w:pPr>
+        <w:pStyle w:val="ListBullet"/>
+      </w:pPr>
+      <w:r>
+        <w:t>k=1e+03 icf: 0.0005: 1.00, 0.001: 1.00, 0.002: 1.00, 0.005: 1.00, 0.01: 1.00</w:t>
+      </w:r>
+    </w:p>
+    <w:p>
+      <w:pPr>
+        <w:pStyle w:val="ListBullet"/>
+      </w:pPr>
+      <w:r>
+        <w:t>k=1e+03 mujoco: 0.0005: 1.00, 0.001: 1.00, 0.002: 1.00, 0.005: 1.00, 0.01: 1.00</w:t>
       </w:r>
     </w:p>
     <w:p>
